--- a/Configuration_Audit_Process_FCA_PCA.docx
+++ b/Configuration_Audit_Process_FCA_PCA.docx
@@ -2884,6 +2884,19 @@
     <w:p>
       <w:pPr>
         <w:spacing w:after="120" w:line="276"/>
+      </w:pPr>
+      <w:r>
+        <w:rPr>
+          <w:rFonts w:ascii="Calibri" w:cs="Calibri" w:eastAsia="Calibri" w:hAnsi="Calibri"/>
+          <w:sz w:val="22"/>
+          <w:szCs w:val="22"/>
+        </w:rPr>
+        <w:t xml:space="preserve">Relationship to continuous verification. Configuration verification is continuous and embedded: functional verification through the test program, physical verification through inspection and/or process control on every unit, and as-designed/as-built reconciliation performed at scale on data for all CIs through the CSA system (Floor IDs F25–F28, F32–F33). Audits are discrete validations conducted on designated CIs and representative units; their purpose is to confirm that this machinery works — not to substitute for it — and to establish baselines. It is not the intent of an audit to verify every change individually.</w:t>
+      </w:r>
+    </w:p>
+    <w:p>
+      <w:pPr>
+        <w:spacing w:after="120" w:line="276"/>
         <w:rPr>
           <w:b w:val="false"/>
           <w:bCs w:val="false"/>
@@ -2927,7 +2940,7 @@
           <w:sz w:val="22"/>
           <w:szCs w:val="22"/>
         </w:rPr>
-        <w:t xml:space="preserve">Conduct FCAs and PCAs for designated CIs, including the prime’s designated sub-tier level, and support/participate in audits of related CIs as identified by the Acquirer.</w:t>
+        <w:t xml:space="preserve">Conduct FCAs and PCAs for designated CIs (designated per 5.2.1), including the prime’s designated sub-tier level, and support/participate in audits of related CIs as identified by the Acquirer.</w:t>
       </w:r>
     </w:p>
     <w:p>
@@ -3084,6 +3097,213 @@
           <w:rFonts w:ascii="Calibri" w:cs="Calibri" w:eastAsia="Calibri" w:hAnsi="Calibri"/>
         </w:rPr>
         <w:t xml:space="preserve">5.2 Audit Planning and Preparation</w:t>
+      </w:r>
+    </w:p>
+    <w:p>
+      <w:pPr>
+        <w:pStyle w:val="Heading3"/>
+        <w:spacing w:after="100" w:before="200"/>
+      </w:pPr>
+      <w:r>
+        <w:rPr>
+          <w:rFonts w:ascii="Calibri" w:cs="Calibri" w:eastAsia="Calibri" w:hAnsi="Calibri"/>
+        </w:rPr>
+        <w:t xml:space="preserve">5.2.1 Audit Designation</w:t>
+      </w:r>
+    </w:p>
+    <w:p>
+      <w:pPr>
+        <w:spacing w:after="120" w:line="276"/>
+      </w:pPr>
+      <w:r>
+        <w:rPr>
+          <w:rFonts w:ascii="Calibri" w:cs="Calibri" w:eastAsia="Calibri" w:hAnsi="Calibri"/>
+          <w:sz w:val="22"/>
+          <w:szCs w:val="22"/>
+        </w:rPr>
+        <w:t xml:space="preserve">CIs requiring FCA/PCA are designated from two sources:</w:t>
+      </w:r>
+    </w:p>
+    <w:p>
+      <w:pPr>
+        <w:pStyle w:val="ListParagraph"/>
+        <w:numPr>
+          <w:ilvl w:val="0"/>
+          <w:numId w:val="3"/>
+        </w:numPr>
+        <w:spacing w:after="80" w:line="276"/>
+      </w:pPr>
+      <w:r>
+        <w:rPr>
+          <w:rFonts w:ascii="Calibri" w:cs="Calibri" w:eastAsia="Calibri" w:hAnsi="Calibri"/>
+          <w:sz w:val="22"/>
+          <w:szCs w:val="22"/>
+        </w:rPr>
+        <w:t xml:space="preserve">Contract designation: CIs identified in the contract, SOW, or CMP as requiring audit, including all Acquirer-controlled CIs whose product baseline the Acquirer will establish (PCA completion establishes the PBL).</w:t>
+      </w:r>
+    </w:p>
+    <w:p>
+      <w:pPr>
+        <w:pStyle w:val="ListParagraph"/>
+        <w:numPr>
+          <w:ilvl w:val="0"/>
+          <w:numId w:val="3"/>
+        </w:numPr>
+        <w:spacing w:after="80" w:line="276"/>
+      </w:pPr>
+      <w:r>
+        <w:rPr>
+          <w:rFonts w:ascii="Calibri" w:cs="Calibri" w:eastAsia="Calibri" w:hAnsi="Calibri"/>
+          <w:sz w:val="22"/>
+          <w:szCs w:val="22"/>
+        </w:rPr>
+        <w:t xml:space="preserve">Risk-based designation: for CIs not contractually designated, the program shall assess whether an FCA and/or PCA is warranted. Perform the assessment at initial audit planning and repeat it at each CM-plan revision and on any Appendix C trigger event.</w:t>
+      </w:r>
+    </w:p>
+    <w:p>
+      <w:pPr>
+        <w:spacing w:after="120" w:line="276"/>
+      </w:pPr>
+      <w:r>
+        <w:rPr>
+          <w:rFonts w:ascii="Calibri" w:cs="Calibri" w:eastAsia="Calibri" w:hAnsi="Calibri"/>
+          <w:sz w:val="22"/>
+          <w:szCs w:val="22"/>
+        </w:rPr>
+        <w:t xml:space="preserve">Risk-based designation factors (assessed per CI using the Appendix C checklist):</w:t>
+      </w:r>
+    </w:p>
+    <w:p>
+      <w:pPr>
+        <w:pStyle w:val="ListParagraph"/>
+        <w:numPr>
+          <w:ilvl w:val="0"/>
+          <w:numId w:val="3"/>
+        </w:numPr>
+        <w:spacing w:after="80" w:line="276"/>
+      </w:pPr>
+      <w:r>
+        <w:rPr>
+          <w:rFonts w:ascii="Calibri" w:cs="Calibri" w:eastAsia="Calibri" w:hAnsi="Calibri"/>
+          <w:sz w:val="22"/>
+          <w:szCs w:val="22"/>
+        </w:rPr>
+        <w:t xml:space="preserve">Safety criticality: CIs implementing or hosting hazard risk controls in the SM-0001 hazard log, and criterion-(b) CIs per [XXX-CM-PROC-001] §5.3, are presumptively designated; omission requires System Safety concurrence.</w:t>
+      </w:r>
+    </w:p>
+    <w:p>
+      <w:pPr>
+        <w:pStyle w:val="ListParagraph"/>
+        <w:numPr>
+          <w:ilvl w:val="0"/>
+          <w:numId w:val="3"/>
+        </w:numPr>
+        <w:spacing w:after="80" w:line="276"/>
+      </w:pPr>
+      <w:r>
+        <w:rPr>
+          <w:rFonts w:ascii="Calibri" w:cs="Calibri" w:eastAsia="Calibri" w:hAnsi="Calibri"/>
+          <w:sz w:val="22"/>
+          <w:szCs w:val="22"/>
+        </w:rPr>
+        <w:t xml:space="preserve">Design maturity: new or novel design versus proven heritage; substantive design change since last audit (an SM-0001 management-of-change trigger).</w:t>
+      </w:r>
+    </w:p>
+    <w:p>
+      <w:pPr>
+        <w:pStyle w:val="ListParagraph"/>
+        <w:numPr>
+          <w:ilvl w:val="0"/>
+          <w:numId w:val="3"/>
+        </w:numPr>
+        <w:spacing w:after="80" w:line="276"/>
+      </w:pPr>
+      <w:r>
+        <w:rPr>
+          <w:rFonts w:ascii="Calibri" w:cs="Calibri" w:eastAsia="Calibri" w:hAnsi="Calibri"/>
+          <w:sz w:val="22"/>
+          <w:szCs w:val="22"/>
+        </w:rPr>
+        <w:t xml:space="preserve">Production risk: new or changed manufacturing source, process, facility, tooling, or sub-tier supplier.</w:t>
+      </w:r>
+    </w:p>
+    <w:p>
+      <w:pPr>
+        <w:pStyle w:val="ListParagraph"/>
+        <w:numPr>
+          <w:ilvl w:val="0"/>
+          <w:numId w:val="3"/>
+        </w:numPr>
+        <w:spacing w:after="80" w:line="276"/>
+      </w:pPr>
+      <w:r>
+        <w:rPr>
+          <w:rFonts w:ascii="Calibri" w:cs="Calibri" w:eastAsia="Calibri" w:hAnsi="Calibri"/>
+          <w:sz w:val="22"/>
+          <w:szCs w:val="22"/>
+        </w:rPr>
+        <w:t xml:space="preserve">Software criticality and single-point-of-failure items.</w:t>
+      </w:r>
+    </w:p>
+    <w:p>
+      <w:pPr>
+        <w:pStyle w:val="ListParagraph"/>
+        <w:numPr>
+          <w:ilvl w:val="0"/>
+          <w:numId w:val="3"/>
+        </w:numPr>
+        <w:spacing w:after="80" w:line="276"/>
+      </w:pPr>
+      <w:r>
+        <w:rPr>
+          <w:rFonts w:ascii="Calibri" w:cs="Calibri" w:eastAsia="Calibri" w:hAnsi="Calibri"/>
+          <w:sz w:val="22"/>
+          <w:szCs w:val="22"/>
+        </w:rPr>
+        <w:t xml:space="preserve">History: quality escapes, nonconformances, FOD findings, subcontractor disclosures, work performed not in accordance with approved data, or inaccurate/incomplete manufacturing data findings against the CI or its production line (SM-0001 safety data sources).</w:t>
+      </w:r>
+    </w:p>
+    <w:p>
+      <w:pPr>
+        <w:pStyle w:val="ListParagraph"/>
+        <w:numPr>
+          <w:ilvl w:val="0"/>
+          <w:numId w:val="3"/>
+        </w:numPr>
+        <w:spacing w:after="80" w:line="276"/>
+      </w:pPr>
+      <w:r>
+        <w:rPr>
+          <w:rFonts w:ascii="Calibri" w:cs="Calibri" w:eastAsia="Calibri" w:hAnsi="Calibri"/>
+          <w:sz w:val="22"/>
+          <w:szCs w:val="22"/>
+        </w:rPr>
+        <w:t xml:space="preserve">CSA reconciliation health: as-designed/as-built delta aging, unincorporated-change backlog, or serial/effectivity discrepancies indicating the at-scale reconciliation may not be functioning for the CI — the condition audits exist to detect.</w:t>
+      </w:r>
+    </w:p>
+    <w:p>
+      <w:pPr>
+        <w:spacing w:after="120" w:line="276"/>
+      </w:pPr>
+      <w:r>
+        <w:rPr>
+          <w:rFonts w:ascii="Calibri" w:cs="Calibri" w:eastAsia="Calibri" w:hAnsi="Calibri"/>
+          <w:sz w:val="22"/>
+          <w:szCs w:val="22"/>
+        </w:rPr>
+        <w:t xml:space="preserve">Record the assessment and rationale for every CI evaluated, designated or not (Appendix C; retained per Section 6). Internally-initiated audits may be tailored in ceremony (internal co-chair and certification in lieu of Acquirer participation) but not in substance: the requirements-to-test reconciliation and traceability matrix (F42–F44) and the as-built examination including PPSL verification and documented findings (F29–F31, F34) are performed in full. Findings affecting hazard risk controls route per SM-0001.</w:t>
+      </w:r>
+    </w:p>
+    <w:p>
+      <w:pPr>
+        <w:pStyle w:val="Heading3"/>
+        <w:spacing w:after="100" w:before="200"/>
+      </w:pPr>
+      <w:r>
+        <w:rPr>
+          <w:rFonts w:ascii="Calibri" w:cs="Calibri" w:eastAsia="Calibri" w:hAnsi="Calibri"/>
+        </w:rPr>
+        <w:t xml:space="preserve">5.2.2 Audit Plan and Data Package</w:t>
       </w:r>
     </w:p>
     <w:p>
@@ -4081,6 +4301,60 @@
                 <w:sz w:val="20"/>
                 <w:szCs w:val="20"/>
               </w:rPr>
+              <w:t xml:space="preserve">Audit Designation Assessment Records</w:t>
+            </w:r>
+          </w:p>
+        </w:tc>
+        <w:tc>
+          <w:tcPr>
+            <w:tcW w:type="dxa" w:w="6160"/>
+            <w:tcMar>
+              <w:top w:type="dxa" w:w="60"/>
+              <w:left w:type="dxa" w:w="100"/>
+              <w:bottom w:type="dxa" w:w="60"/>
+              <w:right w:type="dxa" w:w="100"/>
+            </w:tcMar>
+          </w:tcPr>
+          <w:p>
+            <w:pPr>
+              <w:spacing w:after="0" w:line="252"/>
+            </w:pPr>
+            <w:r>
+              <w:rPr>
+                <w:rFonts w:ascii="Calibri" w:cs="Calibri" w:eastAsia="Calibri" w:hAnsi="Calibri"/>
+                <w:b w:val="false"/>
+                <w:bCs w:val="false"/>
+                <w:sz w:val="20"/>
+                <w:szCs w:val="20"/>
+              </w:rPr>
+              <w:t xml:space="preserve">Completed Appendix C checklists for every CI evaluated, designated or not, with rationale and sign-offs. Re-performed at CM-plan revisions and trigger events. Retained for the program life.</w:t>
+            </w:r>
+          </w:p>
+        </w:tc>
+      </w:tr>
+      <w:tr>
+        <w:tc>
+          <w:tcPr>
+            <w:tcW w:type="dxa" w:w="3200"/>
+            <w:tcMar>
+              <w:top w:type="dxa" w:w="60"/>
+              <w:left w:type="dxa" w:w="100"/>
+              <w:bottom w:type="dxa" w:w="60"/>
+              <w:right w:type="dxa" w:w="100"/>
+            </w:tcMar>
+          </w:tcPr>
+          <w:p>
+            <w:pPr>
+              <w:spacing w:after="0" w:line="252"/>
+            </w:pPr>
+            <w:r>
+              <w:rPr>
+                <w:rFonts w:ascii="Calibri" w:cs="Calibri" w:eastAsia="Calibri" w:hAnsi="Calibri"/>
+                <w:b w:val="false"/>
+                <w:bCs w:val="false"/>
+                <w:sz w:val="20"/>
+                <w:szCs w:val="20"/>
+              </w:rPr>
               <w:t xml:space="preserve">Audit Plan and Agenda</w:t>
             </w:r>
           </w:p>
@@ -7075,6 +7349,2215 @@
         </w:tc>
       </w:tr>
     </w:tbl>
+    <w:p>
+      <w:r>
+        <w:br w:type="page"/>
+      </w:r>
+    </w:p>
+    <w:p>
+      <w:pPr>
+        <w:pStyle w:val="Heading1"/>
+        <w:spacing w:after="160" w:before="320"/>
+      </w:pPr>
+      <w:r>
+        <w:rPr>
+          <w:rFonts w:ascii="Calibri" w:cs="Calibri" w:eastAsia="Calibri" w:hAnsi="Calibri"/>
+        </w:rPr>
+        <w:t xml:space="preserve">Appendix C — FCA/PCA CI Selection Checklist</w:t>
+      </w:r>
+    </w:p>
+    <w:p>
+      <w:pPr>
+        <w:spacing w:after="120" w:line="276"/>
+      </w:pPr>
+      <w:r>
+        <w:rPr>
+          <w:rFonts w:ascii="Calibri" w:cs="Calibri" w:eastAsia="Calibri" w:hAnsi="Calibri"/>
+          <w:sz w:val="22"/>
+          <w:szCs w:val="22"/>
+        </w:rPr>
+        <w:t xml:space="preserve">Complete one checklist per CI at initial audit planning, at each CM-plan revision, and on any Part D trigger event. Attach to the Audit Designation Assessment Record (Section 6).</w:t>
+      </w:r>
+    </w:p>
+    <w:p>
+      <w:pPr>
+        <w:spacing w:after="120" w:line="276"/>
+      </w:pPr>
+      <w:r>
+        <w:rPr>
+          <w:rFonts w:ascii="Calibri" w:cs="Calibri" w:eastAsia="Calibri" w:hAnsi="Calibri"/>
+          <w:sz w:val="22"/>
+          <w:szCs w:val="22"/>
+        </w:rPr>
+        <w:t xml:space="preserve">CI: ____________________  CI identifier: ____________________  Program: ____________________  Assessor/date: ____________________</w:t>
+      </w:r>
+    </w:p>
+    <w:p>
+      <w:pPr>
+        <w:spacing w:after="120" w:line="276"/>
+        <w:rPr>
+          <w:b/>
+          <w:bCs/>
+        </w:rPr>
+      </w:pPr>
+      <w:r>
+        <w:rPr>
+          <w:rFonts w:ascii="Calibri" w:cs="Calibri" w:eastAsia="Calibri" w:hAnsi="Calibri"/>
+          <w:b/>
+          <w:bCs/>
+          <w:sz w:val="22"/>
+          <w:szCs w:val="22"/>
+        </w:rPr>
+        <w:t xml:space="preserve">Part A — Mandatory Designation</w:t>
+      </w:r>
+    </w:p>
+    <w:tbl>
+      <w:tblPr>
+        <w:tblW w:type="dxa" w:w="9160"/>
+        <w:tblBorders>
+          <w:top w:val="single" w:color="auto" w:sz="4"/>
+          <w:left w:val="single" w:color="auto" w:sz="4"/>
+          <w:bottom w:val="single" w:color="auto" w:sz="4"/>
+          <w:right w:val="single" w:color="auto" w:sz="4"/>
+          <w:insideH w:val="single" w:color="auto" w:sz="4"/>
+          <w:insideV w:val="single" w:color="auto" w:sz="4"/>
+        </w:tblBorders>
+      </w:tblPr>
+      <w:tblGrid>
+        <w:gridCol w:w="900"/>
+        <w:gridCol w:w="6660"/>
+        <w:gridCol w:w="800"/>
+        <w:gridCol w:w="800"/>
+      </w:tblGrid>
+      <w:tr>
+        <w:trPr>
+          <w:tblHeader/>
+        </w:trPr>
+        <w:tc>
+          <w:tcPr>
+            <w:tcW w:type="dxa" w:w="900"/>
+            <w:shd w:fill="1F3864" w:val="clear"/>
+            <w:tcMar>
+              <w:top w:type="dxa" w:w="60"/>
+              <w:left w:type="dxa" w:w="100"/>
+              <w:bottom w:type="dxa" w:w="60"/>
+              <w:right w:type="dxa" w:w="100"/>
+            </w:tcMar>
+          </w:tcPr>
+          <w:p>
+            <w:pPr>
+              <w:spacing w:after="0" w:line="252"/>
+            </w:pPr>
+            <w:r>
+              <w:rPr>
+                <w:rFonts w:ascii="Calibri" w:cs="Calibri" w:eastAsia="Calibri" w:hAnsi="Calibri"/>
+                <w:b/>
+                <w:bCs/>
+                <w:color w:val="FFFFFF"/>
+                <w:sz w:val="20"/>
+                <w:szCs w:val="20"/>
+              </w:rPr>
+              <w:t xml:space="preserve">Ref</w:t>
+            </w:r>
+          </w:p>
+        </w:tc>
+        <w:tc>
+          <w:tcPr>
+            <w:tcW w:type="dxa" w:w="6660"/>
+            <w:shd w:fill="1F3864" w:val="clear"/>
+            <w:tcMar>
+              <w:top w:type="dxa" w:w="60"/>
+              <w:left w:type="dxa" w:w="100"/>
+              <w:bottom w:type="dxa" w:w="60"/>
+              <w:right w:type="dxa" w:w="100"/>
+            </w:tcMar>
+          </w:tcPr>
+          <w:p>
+            <w:pPr>
+              <w:spacing w:after="0" w:line="252"/>
+            </w:pPr>
+            <w:r>
+              <w:rPr>
+                <w:rFonts w:ascii="Calibri" w:cs="Calibri" w:eastAsia="Calibri" w:hAnsi="Calibri"/>
+                <w:b/>
+                <w:bCs/>
+                <w:color w:val="FFFFFF"/>
+                <w:sz w:val="20"/>
+                <w:szCs w:val="20"/>
+              </w:rPr>
+              <w:t xml:space="preserve">Question</w:t>
+            </w:r>
+          </w:p>
+        </w:tc>
+        <w:tc>
+          <w:tcPr>
+            <w:tcW w:type="dxa" w:w="800"/>
+            <w:shd w:fill="1F3864" w:val="clear"/>
+            <w:tcMar>
+              <w:top w:type="dxa" w:w="60"/>
+              <w:left w:type="dxa" w:w="100"/>
+              <w:bottom w:type="dxa" w:w="60"/>
+              <w:right w:type="dxa" w:w="100"/>
+            </w:tcMar>
+          </w:tcPr>
+          <w:p>
+            <w:pPr>
+              <w:spacing w:after="0" w:line="252"/>
+            </w:pPr>
+            <w:r>
+              <w:rPr>
+                <w:rFonts w:ascii="Calibri" w:cs="Calibri" w:eastAsia="Calibri" w:hAnsi="Calibri"/>
+                <w:b/>
+                <w:bCs/>
+                <w:color w:val="FFFFFF"/>
+                <w:sz w:val="20"/>
+                <w:szCs w:val="20"/>
+              </w:rPr>
+              <w:t xml:space="preserve">Yes</w:t>
+            </w:r>
+          </w:p>
+        </w:tc>
+        <w:tc>
+          <w:tcPr>
+            <w:tcW w:type="dxa" w:w="800"/>
+            <w:shd w:fill="1F3864" w:val="clear"/>
+            <w:tcMar>
+              <w:top w:type="dxa" w:w="60"/>
+              <w:left w:type="dxa" w:w="100"/>
+              <w:bottom w:type="dxa" w:w="60"/>
+              <w:right w:type="dxa" w:w="100"/>
+            </w:tcMar>
+          </w:tcPr>
+          <w:p>
+            <w:pPr>
+              <w:spacing w:after="0" w:line="252"/>
+            </w:pPr>
+            <w:r>
+              <w:rPr>
+                <w:rFonts w:ascii="Calibri" w:cs="Calibri" w:eastAsia="Calibri" w:hAnsi="Calibri"/>
+                <w:b/>
+                <w:bCs/>
+                <w:color w:val="FFFFFF"/>
+                <w:sz w:val="20"/>
+                <w:szCs w:val="20"/>
+              </w:rPr>
+              <w:t xml:space="preserve">No</w:t>
+            </w:r>
+          </w:p>
+        </w:tc>
+      </w:tr>
+      <w:tr>
+        <w:tc>
+          <w:tcPr>
+            <w:tcW w:type="dxa" w:w="900"/>
+            <w:tcMar>
+              <w:top w:type="dxa" w:w="60"/>
+              <w:left w:type="dxa" w:w="100"/>
+              <w:bottom w:type="dxa" w:w="60"/>
+              <w:right w:type="dxa" w:w="100"/>
+            </w:tcMar>
+          </w:tcPr>
+          <w:p>
+            <w:pPr>
+              <w:spacing w:after="0" w:line="252"/>
+            </w:pPr>
+            <w:r>
+              <w:rPr>
+                <w:rFonts w:ascii="Calibri" w:cs="Calibri" w:eastAsia="Calibri" w:hAnsi="Calibri"/>
+                <w:b w:val="false"/>
+                <w:bCs w:val="false"/>
+                <w:sz w:val="20"/>
+                <w:szCs w:val="20"/>
+              </w:rPr>
+              <w:t xml:space="preserve">A1</w:t>
+            </w:r>
+          </w:p>
+        </w:tc>
+        <w:tc>
+          <w:tcPr>
+            <w:tcW w:type="dxa" w:w="6660"/>
+            <w:tcMar>
+              <w:top w:type="dxa" w:w="60"/>
+              <w:left w:type="dxa" w:w="100"/>
+              <w:bottom w:type="dxa" w:w="60"/>
+              <w:right w:type="dxa" w:w="100"/>
+            </w:tcMar>
+          </w:tcPr>
+          <w:p>
+            <w:pPr>
+              <w:spacing w:after="0" w:line="252"/>
+            </w:pPr>
+            <w:r>
+              <w:rPr>
+                <w:rFonts w:ascii="Calibri" w:cs="Calibri" w:eastAsia="Calibri" w:hAnsi="Calibri"/>
+                <w:b w:val="false"/>
+                <w:bCs w:val="false"/>
+                <w:sz w:val="20"/>
+                <w:szCs w:val="20"/>
+              </w:rPr>
+              <w:t xml:space="preserve">Is the CI identified in the contract, SOW, or CMP as requiring FCA and/or PCA?</w:t>
+            </w:r>
+          </w:p>
+        </w:tc>
+        <w:tc>
+          <w:tcPr>
+            <w:tcW w:type="dxa" w:w="800"/>
+            <w:tcMar>
+              <w:top w:type="dxa" w:w="60"/>
+              <w:left w:type="dxa" w:w="100"/>
+              <w:bottom w:type="dxa" w:w="60"/>
+              <w:right w:type="dxa" w:w="100"/>
+            </w:tcMar>
+          </w:tcPr>
+          <w:p>
+            <w:pPr>
+              <w:spacing w:after="0" w:line="252"/>
+            </w:pPr>
+            <w:r>
+              <w:rPr>
+                <w:rFonts w:ascii="Calibri" w:cs="Calibri" w:eastAsia="Calibri" w:hAnsi="Calibri"/>
+                <w:b w:val="false"/>
+                <w:bCs w:val="false"/>
+                <w:sz w:val="20"/>
+                <w:szCs w:val="20"/>
+              </w:rPr>
+              <w:t xml:space="preserve"/>
+            </w:r>
+          </w:p>
+        </w:tc>
+        <w:tc>
+          <w:tcPr>
+            <w:tcW w:type="dxa" w:w="800"/>
+            <w:tcMar>
+              <w:top w:type="dxa" w:w="60"/>
+              <w:left w:type="dxa" w:w="100"/>
+              <w:bottom w:type="dxa" w:w="60"/>
+              <w:right w:type="dxa" w:w="100"/>
+            </w:tcMar>
+          </w:tcPr>
+          <w:p>
+            <w:pPr>
+              <w:spacing w:after="0" w:line="252"/>
+            </w:pPr>
+            <w:r>
+              <w:rPr>
+                <w:rFonts w:ascii="Calibri" w:cs="Calibri" w:eastAsia="Calibri" w:hAnsi="Calibri"/>
+                <w:b w:val="false"/>
+                <w:bCs w:val="false"/>
+                <w:sz w:val="20"/>
+                <w:szCs w:val="20"/>
+              </w:rPr>
+              <w:t xml:space="preserve"/>
+            </w:r>
+          </w:p>
+        </w:tc>
+      </w:tr>
+      <w:tr>
+        <w:tc>
+          <w:tcPr>
+            <w:tcW w:type="dxa" w:w="900"/>
+            <w:tcMar>
+              <w:top w:type="dxa" w:w="60"/>
+              <w:left w:type="dxa" w:w="100"/>
+              <w:bottom w:type="dxa" w:w="60"/>
+              <w:right w:type="dxa" w:w="100"/>
+            </w:tcMar>
+          </w:tcPr>
+          <w:p>
+            <w:pPr>
+              <w:spacing w:after="0" w:line="252"/>
+            </w:pPr>
+            <w:r>
+              <w:rPr>
+                <w:rFonts w:ascii="Calibri" w:cs="Calibri" w:eastAsia="Calibri" w:hAnsi="Calibri"/>
+                <w:b w:val="false"/>
+                <w:bCs w:val="false"/>
+                <w:sz w:val="20"/>
+                <w:szCs w:val="20"/>
+              </w:rPr>
+              <w:t xml:space="preserve">A2</w:t>
+            </w:r>
+          </w:p>
+        </w:tc>
+        <w:tc>
+          <w:tcPr>
+            <w:tcW w:type="dxa" w:w="6660"/>
+            <w:tcMar>
+              <w:top w:type="dxa" w:w="60"/>
+              <w:left w:type="dxa" w:w="100"/>
+              <w:bottom w:type="dxa" w:w="60"/>
+              <w:right w:type="dxa" w:w="100"/>
+            </w:tcMar>
+          </w:tcPr>
+          <w:p>
+            <w:pPr>
+              <w:spacing w:after="0" w:line="252"/>
+            </w:pPr>
+            <w:r>
+              <w:rPr>
+                <w:rFonts w:ascii="Calibri" w:cs="Calibri" w:eastAsia="Calibri" w:hAnsi="Calibri"/>
+                <w:b w:val="false"/>
+                <w:bCs w:val="false"/>
+                <w:sz w:val="20"/>
+                <w:szCs w:val="20"/>
+              </w:rPr>
+              <w:t xml:space="preserve">Is the CI an Acquirer-controlled CI whose product baseline the Acquirer will establish (PCA required to establish the PBL)?</w:t>
+            </w:r>
+          </w:p>
+        </w:tc>
+        <w:tc>
+          <w:tcPr>
+            <w:tcW w:type="dxa" w:w="800"/>
+            <w:tcMar>
+              <w:top w:type="dxa" w:w="60"/>
+              <w:left w:type="dxa" w:w="100"/>
+              <w:bottom w:type="dxa" w:w="60"/>
+              <w:right w:type="dxa" w:w="100"/>
+            </w:tcMar>
+          </w:tcPr>
+          <w:p>
+            <w:pPr>
+              <w:spacing w:after="0" w:line="252"/>
+            </w:pPr>
+            <w:r>
+              <w:rPr>
+                <w:rFonts w:ascii="Calibri" w:cs="Calibri" w:eastAsia="Calibri" w:hAnsi="Calibri"/>
+                <w:b w:val="false"/>
+                <w:bCs w:val="false"/>
+                <w:sz w:val="20"/>
+                <w:szCs w:val="20"/>
+              </w:rPr>
+              <w:t xml:space="preserve"/>
+            </w:r>
+          </w:p>
+        </w:tc>
+        <w:tc>
+          <w:tcPr>
+            <w:tcW w:type="dxa" w:w="800"/>
+            <w:tcMar>
+              <w:top w:type="dxa" w:w="60"/>
+              <w:left w:type="dxa" w:w="100"/>
+              <w:bottom w:type="dxa" w:w="60"/>
+              <w:right w:type="dxa" w:w="100"/>
+            </w:tcMar>
+          </w:tcPr>
+          <w:p>
+            <w:pPr>
+              <w:spacing w:after="0" w:line="252"/>
+            </w:pPr>
+            <w:r>
+              <w:rPr>
+                <w:rFonts w:ascii="Calibri" w:cs="Calibri" w:eastAsia="Calibri" w:hAnsi="Calibri"/>
+                <w:b w:val="false"/>
+                <w:bCs w:val="false"/>
+                <w:sz w:val="20"/>
+                <w:szCs w:val="20"/>
+              </w:rPr>
+              <w:t xml:space="preserve"/>
+            </w:r>
+          </w:p>
+        </w:tc>
+      </w:tr>
+    </w:tbl>
+    <w:p>
+      <w:pPr>
+        <w:spacing w:after="120" w:line="276"/>
+        <w:rPr>
+          <w:i/>
+          <w:iCs/>
+          <w:sz w:val="20"/>
+          <w:szCs w:val="20"/>
+        </w:rPr>
+      </w:pPr>
+      <w:r>
+        <w:rPr>
+          <w:rFonts w:ascii="Calibri" w:cs="Calibri" w:eastAsia="Calibri" w:hAnsi="Calibri"/>
+          <w:i/>
+          <w:iCs/>
+          <w:sz w:val="20"/>
+          <w:szCs w:val="20"/>
+        </w:rPr>
+        <w:t xml:space="preserve">Any YES in Part A → DESIGNATE per the contract scope. Continue to Parts B–D only to determine whether risk factors expand the audit scope (e.g., add a delta audit or earlier increment).</w:t>
+      </w:r>
+    </w:p>
+    <w:p>
+      <w:pPr>
+        <w:spacing w:after="120" w:line="276"/>
+        <w:rPr>
+          <w:b/>
+          <w:bCs/>
+        </w:rPr>
+      </w:pPr>
+      <w:r>
+        <w:rPr>
+          <w:rFonts w:ascii="Calibri" w:cs="Calibri" w:eastAsia="Calibri" w:hAnsi="Calibri"/>
+          <w:b/>
+          <w:bCs/>
+          <w:sz w:val="22"/>
+          <w:szCs w:val="22"/>
+        </w:rPr>
+        <w:t xml:space="preserve">Part B — Safety Criticality (SM-0001). Any YES creates presumptive designation; omission requires documented System Safety concurrence.</w:t>
+      </w:r>
+    </w:p>
+    <w:tbl>
+      <w:tblPr>
+        <w:tblW w:type="dxa" w:w="9160"/>
+        <w:tblBorders>
+          <w:top w:val="single" w:color="auto" w:sz="4"/>
+          <w:left w:val="single" w:color="auto" w:sz="4"/>
+          <w:bottom w:val="single" w:color="auto" w:sz="4"/>
+          <w:right w:val="single" w:color="auto" w:sz="4"/>
+          <w:insideH w:val="single" w:color="auto" w:sz="4"/>
+          <w:insideV w:val="single" w:color="auto" w:sz="4"/>
+        </w:tblBorders>
+      </w:tblPr>
+      <w:tblGrid>
+        <w:gridCol w:w="900"/>
+        <w:gridCol w:w="6660"/>
+        <w:gridCol w:w="800"/>
+        <w:gridCol w:w="800"/>
+      </w:tblGrid>
+      <w:tr>
+        <w:trPr>
+          <w:tblHeader/>
+        </w:trPr>
+        <w:tc>
+          <w:tcPr>
+            <w:tcW w:type="dxa" w:w="900"/>
+            <w:shd w:fill="1F3864" w:val="clear"/>
+            <w:tcMar>
+              <w:top w:type="dxa" w:w="60"/>
+              <w:left w:type="dxa" w:w="100"/>
+              <w:bottom w:type="dxa" w:w="60"/>
+              <w:right w:type="dxa" w:w="100"/>
+            </w:tcMar>
+          </w:tcPr>
+          <w:p>
+            <w:pPr>
+              <w:spacing w:after="0" w:line="252"/>
+            </w:pPr>
+            <w:r>
+              <w:rPr>
+                <w:rFonts w:ascii="Calibri" w:cs="Calibri" w:eastAsia="Calibri" w:hAnsi="Calibri"/>
+                <w:b/>
+                <w:bCs/>
+                <w:color w:val="FFFFFF"/>
+                <w:sz w:val="20"/>
+                <w:szCs w:val="20"/>
+              </w:rPr>
+              <w:t xml:space="preserve">Ref</w:t>
+            </w:r>
+          </w:p>
+        </w:tc>
+        <w:tc>
+          <w:tcPr>
+            <w:tcW w:type="dxa" w:w="6660"/>
+            <w:shd w:fill="1F3864" w:val="clear"/>
+            <w:tcMar>
+              <w:top w:type="dxa" w:w="60"/>
+              <w:left w:type="dxa" w:w="100"/>
+              <w:bottom w:type="dxa" w:w="60"/>
+              <w:right w:type="dxa" w:w="100"/>
+            </w:tcMar>
+          </w:tcPr>
+          <w:p>
+            <w:pPr>
+              <w:spacing w:after="0" w:line="252"/>
+            </w:pPr>
+            <w:r>
+              <w:rPr>
+                <w:rFonts w:ascii="Calibri" w:cs="Calibri" w:eastAsia="Calibri" w:hAnsi="Calibri"/>
+                <w:b/>
+                <w:bCs/>
+                <w:color w:val="FFFFFF"/>
+                <w:sz w:val="20"/>
+                <w:szCs w:val="20"/>
+              </w:rPr>
+              <w:t xml:space="preserve">Question</w:t>
+            </w:r>
+          </w:p>
+        </w:tc>
+        <w:tc>
+          <w:tcPr>
+            <w:tcW w:type="dxa" w:w="800"/>
+            <w:shd w:fill="1F3864" w:val="clear"/>
+            <w:tcMar>
+              <w:top w:type="dxa" w:w="60"/>
+              <w:left w:type="dxa" w:w="100"/>
+              <w:bottom w:type="dxa" w:w="60"/>
+              <w:right w:type="dxa" w:w="100"/>
+            </w:tcMar>
+          </w:tcPr>
+          <w:p>
+            <w:pPr>
+              <w:spacing w:after="0" w:line="252"/>
+            </w:pPr>
+            <w:r>
+              <w:rPr>
+                <w:rFonts w:ascii="Calibri" w:cs="Calibri" w:eastAsia="Calibri" w:hAnsi="Calibri"/>
+                <w:b/>
+                <w:bCs/>
+                <w:color w:val="FFFFFF"/>
+                <w:sz w:val="20"/>
+                <w:szCs w:val="20"/>
+              </w:rPr>
+              <w:t xml:space="preserve">Yes</w:t>
+            </w:r>
+          </w:p>
+        </w:tc>
+        <w:tc>
+          <w:tcPr>
+            <w:tcW w:type="dxa" w:w="800"/>
+            <w:shd w:fill="1F3864" w:val="clear"/>
+            <w:tcMar>
+              <w:top w:type="dxa" w:w="60"/>
+              <w:left w:type="dxa" w:w="100"/>
+              <w:bottom w:type="dxa" w:w="60"/>
+              <w:right w:type="dxa" w:w="100"/>
+            </w:tcMar>
+          </w:tcPr>
+          <w:p>
+            <w:pPr>
+              <w:spacing w:after="0" w:line="252"/>
+            </w:pPr>
+            <w:r>
+              <w:rPr>
+                <w:rFonts w:ascii="Calibri" w:cs="Calibri" w:eastAsia="Calibri" w:hAnsi="Calibri"/>
+                <w:b/>
+                <w:bCs/>
+                <w:color w:val="FFFFFF"/>
+                <w:sz w:val="20"/>
+                <w:szCs w:val="20"/>
+              </w:rPr>
+              <w:t xml:space="preserve">No</w:t>
+            </w:r>
+          </w:p>
+        </w:tc>
+      </w:tr>
+      <w:tr>
+        <w:tc>
+          <w:tcPr>
+            <w:tcW w:type="dxa" w:w="900"/>
+            <w:tcMar>
+              <w:top w:type="dxa" w:w="60"/>
+              <w:left w:type="dxa" w:w="100"/>
+              <w:bottom w:type="dxa" w:w="60"/>
+              <w:right w:type="dxa" w:w="100"/>
+            </w:tcMar>
+          </w:tcPr>
+          <w:p>
+            <w:pPr>
+              <w:spacing w:after="0" w:line="252"/>
+            </w:pPr>
+            <w:r>
+              <w:rPr>
+                <w:rFonts w:ascii="Calibri" w:cs="Calibri" w:eastAsia="Calibri" w:hAnsi="Calibri"/>
+                <w:b w:val="false"/>
+                <w:bCs w:val="false"/>
+                <w:sz w:val="20"/>
+                <w:szCs w:val="20"/>
+              </w:rPr>
+              <w:t xml:space="preserve">B1</w:t>
+            </w:r>
+          </w:p>
+        </w:tc>
+        <w:tc>
+          <w:tcPr>
+            <w:tcW w:type="dxa" w:w="6660"/>
+            <w:tcMar>
+              <w:top w:type="dxa" w:w="60"/>
+              <w:left w:type="dxa" w:w="100"/>
+              <w:bottom w:type="dxa" w:w="60"/>
+              <w:right w:type="dxa" w:w="100"/>
+            </w:tcMar>
+          </w:tcPr>
+          <w:p>
+            <w:pPr>
+              <w:spacing w:after="0" w:line="252"/>
+            </w:pPr>
+            <w:r>
+              <w:rPr>
+                <w:rFonts w:ascii="Calibri" w:cs="Calibri" w:eastAsia="Calibri" w:hAnsi="Calibri"/>
+                <w:b w:val="false"/>
+                <w:bCs w:val="false"/>
+                <w:sz w:val="20"/>
+                <w:szCs w:val="20"/>
+              </w:rPr>
+              <w:t xml:space="preserve">Does the CI implement or host one or more hazard risk controls recorded in the SM-0001 hazard log?</w:t>
+            </w:r>
+          </w:p>
+        </w:tc>
+        <w:tc>
+          <w:tcPr>
+            <w:tcW w:type="dxa" w:w="800"/>
+            <w:tcMar>
+              <w:top w:type="dxa" w:w="60"/>
+              <w:left w:type="dxa" w:w="100"/>
+              <w:bottom w:type="dxa" w:w="60"/>
+              <w:right w:type="dxa" w:w="100"/>
+            </w:tcMar>
+          </w:tcPr>
+          <w:p>
+            <w:pPr>
+              <w:spacing w:after="0" w:line="252"/>
+            </w:pPr>
+            <w:r>
+              <w:rPr>
+                <w:rFonts w:ascii="Calibri" w:cs="Calibri" w:eastAsia="Calibri" w:hAnsi="Calibri"/>
+                <w:b w:val="false"/>
+                <w:bCs w:val="false"/>
+                <w:sz w:val="20"/>
+                <w:szCs w:val="20"/>
+              </w:rPr>
+              <w:t xml:space="preserve"/>
+            </w:r>
+          </w:p>
+        </w:tc>
+        <w:tc>
+          <w:tcPr>
+            <w:tcW w:type="dxa" w:w="800"/>
+            <w:tcMar>
+              <w:top w:type="dxa" w:w="60"/>
+              <w:left w:type="dxa" w:w="100"/>
+              <w:bottom w:type="dxa" w:w="60"/>
+              <w:right w:type="dxa" w:w="100"/>
+            </w:tcMar>
+          </w:tcPr>
+          <w:p>
+            <w:pPr>
+              <w:spacing w:after="0" w:line="252"/>
+            </w:pPr>
+            <w:r>
+              <w:rPr>
+                <w:rFonts w:ascii="Calibri" w:cs="Calibri" w:eastAsia="Calibri" w:hAnsi="Calibri"/>
+                <w:b w:val="false"/>
+                <w:bCs w:val="false"/>
+                <w:sz w:val="20"/>
+                <w:szCs w:val="20"/>
+              </w:rPr>
+              <w:t xml:space="preserve"/>
+            </w:r>
+          </w:p>
+        </w:tc>
+      </w:tr>
+      <w:tr>
+        <w:tc>
+          <w:tcPr>
+            <w:tcW w:type="dxa" w:w="900"/>
+            <w:tcMar>
+              <w:top w:type="dxa" w:w="60"/>
+              <w:left w:type="dxa" w:w="100"/>
+              <w:bottom w:type="dxa" w:w="60"/>
+              <w:right w:type="dxa" w:w="100"/>
+            </w:tcMar>
+          </w:tcPr>
+          <w:p>
+            <w:pPr>
+              <w:spacing w:after="0" w:line="252"/>
+            </w:pPr>
+            <w:r>
+              <w:rPr>
+                <w:rFonts w:ascii="Calibri" w:cs="Calibri" w:eastAsia="Calibri" w:hAnsi="Calibri"/>
+                <w:b w:val="false"/>
+                <w:bCs w:val="false"/>
+                <w:sz w:val="20"/>
+                <w:szCs w:val="20"/>
+              </w:rPr>
+              <w:t xml:space="preserve">B2</w:t>
+            </w:r>
+          </w:p>
+        </w:tc>
+        <w:tc>
+          <w:tcPr>
+            <w:tcW w:type="dxa" w:w="6660"/>
+            <w:tcMar>
+              <w:top w:type="dxa" w:w="60"/>
+              <w:left w:type="dxa" w:w="100"/>
+              <w:bottom w:type="dxa" w:w="60"/>
+              <w:right w:type="dxa" w:w="100"/>
+            </w:tcMar>
+          </w:tcPr>
+          <w:p>
+            <w:pPr>
+              <w:spacing w:after="0" w:line="252"/>
+            </w:pPr>
+            <w:r>
+              <w:rPr>
+                <w:rFonts w:ascii="Calibri" w:cs="Calibri" w:eastAsia="Calibri" w:hAnsi="Calibri"/>
+                <w:b w:val="false"/>
+                <w:bCs w:val="false"/>
+                <w:sz w:val="20"/>
+                <w:szCs w:val="20"/>
+              </w:rPr>
+              <w:t xml:space="preserve">Is the CI a criterion-(b) CI per [XXX-CM-PROC-001] §5.3 (failure might result in serious injury, loss of life, or loss of primary system capability)?</w:t>
+            </w:r>
+          </w:p>
+        </w:tc>
+        <w:tc>
+          <w:tcPr>
+            <w:tcW w:type="dxa" w:w="800"/>
+            <w:tcMar>
+              <w:top w:type="dxa" w:w="60"/>
+              <w:left w:type="dxa" w:w="100"/>
+              <w:bottom w:type="dxa" w:w="60"/>
+              <w:right w:type="dxa" w:w="100"/>
+            </w:tcMar>
+          </w:tcPr>
+          <w:p>
+            <w:pPr>
+              <w:spacing w:after="0" w:line="252"/>
+            </w:pPr>
+            <w:r>
+              <w:rPr>
+                <w:rFonts w:ascii="Calibri" w:cs="Calibri" w:eastAsia="Calibri" w:hAnsi="Calibri"/>
+                <w:b w:val="false"/>
+                <w:bCs w:val="false"/>
+                <w:sz w:val="20"/>
+                <w:szCs w:val="20"/>
+              </w:rPr>
+              <w:t xml:space="preserve"/>
+            </w:r>
+          </w:p>
+        </w:tc>
+        <w:tc>
+          <w:tcPr>
+            <w:tcW w:type="dxa" w:w="800"/>
+            <w:tcMar>
+              <w:top w:type="dxa" w:w="60"/>
+              <w:left w:type="dxa" w:w="100"/>
+              <w:bottom w:type="dxa" w:w="60"/>
+              <w:right w:type="dxa" w:w="100"/>
+            </w:tcMar>
+          </w:tcPr>
+          <w:p>
+            <w:pPr>
+              <w:spacing w:after="0" w:line="252"/>
+            </w:pPr>
+            <w:r>
+              <w:rPr>
+                <w:rFonts w:ascii="Calibri" w:cs="Calibri" w:eastAsia="Calibri" w:hAnsi="Calibri"/>
+                <w:b w:val="false"/>
+                <w:bCs w:val="false"/>
+                <w:sz w:val="20"/>
+                <w:szCs w:val="20"/>
+              </w:rPr>
+              <w:t xml:space="preserve"/>
+            </w:r>
+          </w:p>
+        </w:tc>
+      </w:tr>
+      <w:tr>
+        <w:tc>
+          <w:tcPr>
+            <w:tcW w:type="dxa" w:w="900"/>
+            <w:tcMar>
+              <w:top w:type="dxa" w:w="60"/>
+              <w:left w:type="dxa" w:w="100"/>
+              <w:bottom w:type="dxa" w:w="60"/>
+              <w:right w:type="dxa" w:w="100"/>
+            </w:tcMar>
+          </w:tcPr>
+          <w:p>
+            <w:pPr>
+              <w:spacing w:after="0" w:line="252"/>
+            </w:pPr>
+            <w:r>
+              <w:rPr>
+                <w:rFonts w:ascii="Calibri" w:cs="Calibri" w:eastAsia="Calibri" w:hAnsi="Calibri"/>
+                <w:b w:val="false"/>
+                <w:bCs w:val="false"/>
+                <w:sz w:val="20"/>
+                <w:szCs w:val="20"/>
+              </w:rPr>
+              <w:t xml:space="preserve">B3</w:t>
+            </w:r>
+          </w:p>
+        </w:tc>
+        <w:tc>
+          <w:tcPr>
+            <w:tcW w:type="dxa" w:w="6660"/>
+            <w:tcMar>
+              <w:top w:type="dxa" w:w="60"/>
+              <w:left w:type="dxa" w:w="100"/>
+              <w:bottom w:type="dxa" w:w="60"/>
+              <w:right w:type="dxa" w:w="100"/>
+            </w:tcMar>
+          </w:tcPr>
+          <w:p>
+            <w:pPr>
+              <w:spacing w:after="0" w:line="252"/>
+            </w:pPr>
+            <w:r>
+              <w:rPr>
+                <w:rFonts w:ascii="Calibri" w:cs="Calibri" w:eastAsia="Calibri" w:hAnsi="Calibri"/>
+                <w:b w:val="false"/>
+                <w:bCs w:val="false"/>
+                <w:sz w:val="20"/>
+                <w:szCs w:val="20"/>
+              </w:rPr>
+              <w:t xml:space="preserve">Per the program safety risk matrix, is the severity of the CI’s credible failure consequence in the highest two severity categories (e.g., catastrophic/hazardous; matrix levels 4–5)? Use the pre-anchored severity where the CM Floor Register records one.</w:t>
+            </w:r>
+          </w:p>
+        </w:tc>
+        <w:tc>
+          <w:tcPr>
+            <w:tcW w:type="dxa" w:w="800"/>
+            <w:tcMar>
+              <w:top w:type="dxa" w:w="60"/>
+              <w:left w:type="dxa" w:w="100"/>
+              <w:bottom w:type="dxa" w:w="60"/>
+              <w:right w:type="dxa" w:w="100"/>
+            </w:tcMar>
+          </w:tcPr>
+          <w:p>
+            <w:pPr>
+              <w:spacing w:after="0" w:line="252"/>
+            </w:pPr>
+            <w:r>
+              <w:rPr>
+                <w:rFonts w:ascii="Calibri" w:cs="Calibri" w:eastAsia="Calibri" w:hAnsi="Calibri"/>
+                <w:b w:val="false"/>
+                <w:bCs w:val="false"/>
+                <w:sz w:val="20"/>
+                <w:szCs w:val="20"/>
+              </w:rPr>
+              <w:t xml:space="preserve"/>
+            </w:r>
+          </w:p>
+        </w:tc>
+        <w:tc>
+          <w:tcPr>
+            <w:tcW w:type="dxa" w:w="800"/>
+            <w:tcMar>
+              <w:top w:type="dxa" w:w="60"/>
+              <w:left w:type="dxa" w:w="100"/>
+              <w:bottom w:type="dxa" w:w="60"/>
+              <w:right w:type="dxa" w:w="100"/>
+            </w:tcMar>
+          </w:tcPr>
+          <w:p>
+            <w:pPr>
+              <w:spacing w:after="0" w:line="252"/>
+            </w:pPr>
+            <w:r>
+              <w:rPr>
+                <w:rFonts w:ascii="Calibri" w:cs="Calibri" w:eastAsia="Calibri" w:hAnsi="Calibri"/>
+                <w:b w:val="false"/>
+                <w:bCs w:val="false"/>
+                <w:sz w:val="20"/>
+                <w:szCs w:val="20"/>
+              </w:rPr>
+              <w:t xml:space="preserve"/>
+            </w:r>
+          </w:p>
+        </w:tc>
+      </w:tr>
+      <w:tr>
+        <w:tc>
+          <w:tcPr>
+            <w:tcW w:type="dxa" w:w="900"/>
+            <w:tcMar>
+              <w:top w:type="dxa" w:w="60"/>
+              <w:left w:type="dxa" w:w="100"/>
+              <w:bottom w:type="dxa" w:w="60"/>
+              <w:right w:type="dxa" w:w="100"/>
+            </w:tcMar>
+          </w:tcPr>
+          <w:p>
+            <w:pPr>
+              <w:spacing w:after="0" w:line="252"/>
+            </w:pPr>
+            <w:r>
+              <w:rPr>
+                <w:rFonts w:ascii="Calibri" w:cs="Calibri" w:eastAsia="Calibri" w:hAnsi="Calibri"/>
+                <w:b w:val="false"/>
+                <w:bCs w:val="false"/>
+                <w:sz w:val="20"/>
+                <w:szCs w:val="20"/>
+              </w:rPr>
+              <w:t xml:space="preserve">B4</w:t>
+            </w:r>
+          </w:p>
+        </w:tc>
+        <w:tc>
+          <w:tcPr>
+            <w:tcW w:type="dxa" w:w="6660"/>
+            <w:tcMar>
+              <w:top w:type="dxa" w:w="60"/>
+              <w:left w:type="dxa" w:w="100"/>
+              <w:bottom w:type="dxa" w:w="60"/>
+              <w:right w:type="dxa" w:w="100"/>
+            </w:tcMar>
+          </w:tcPr>
+          <w:p>
+            <w:pPr>
+              <w:spacing w:after="0" w:line="252"/>
+            </w:pPr>
+            <w:r>
+              <w:rPr>
+                <w:rFonts w:ascii="Calibri" w:cs="Calibri" w:eastAsia="Calibri" w:hAnsi="Calibri"/>
+                <w:b w:val="false"/>
+                <w:bCs w:val="false"/>
+                <w:sz w:val="20"/>
+                <w:szCs w:val="20"/>
+              </w:rPr>
+              <w:t xml:space="preserve">Is the CI safety-critical software, or firmware embedded in a safety-critical device?</w:t>
+            </w:r>
+          </w:p>
+        </w:tc>
+        <w:tc>
+          <w:tcPr>
+            <w:tcW w:type="dxa" w:w="800"/>
+            <w:tcMar>
+              <w:top w:type="dxa" w:w="60"/>
+              <w:left w:type="dxa" w:w="100"/>
+              <w:bottom w:type="dxa" w:w="60"/>
+              <w:right w:type="dxa" w:w="100"/>
+            </w:tcMar>
+          </w:tcPr>
+          <w:p>
+            <w:pPr>
+              <w:spacing w:after="0" w:line="252"/>
+            </w:pPr>
+            <w:r>
+              <w:rPr>
+                <w:rFonts w:ascii="Calibri" w:cs="Calibri" w:eastAsia="Calibri" w:hAnsi="Calibri"/>
+                <w:b w:val="false"/>
+                <w:bCs w:val="false"/>
+                <w:sz w:val="20"/>
+                <w:szCs w:val="20"/>
+              </w:rPr>
+              <w:t xml:space="preserve"/>
+            </w:r>
+          </w:p>
+        </w:tc>
+        <w:tc>
+          <w:tcPr>
+            <w:tcW w:type="dxa" w:w="800"/>
+            <w:tcMar>
+              <w:top w:type="dxa" w:w="60"/>
+              <w:left w:type="dxa" w:w="100"/>
+              <w:bottom w:type="dxa" w:w="60"/>
+              <w:right w:type="dxa" w:w="100"/>
+            </w:tcMar>
+          </w:tcPr>
+          <w:p>
+            <w:pPr>
+              <w:spacing w:after="0" w:line="252"/>
+            </w:pPr>
+            <w:r>
+              <w:rPr>
+                <w:rFonts w:ascii="Calibri" w:cs="Calibri" w:eastAsia="Calibri" w:hAnsi="Calibri"/>
+                <w:b w:val="false"/>
+                <w:bCs w:val="false"/>
+                <w:sz w:val="20"/>
+                <w:szCs w:val="20"/>
+              </w:rPr>
+              <w:t xml:space="preserve"/>
+            </w:r>
+          </w:p>
+        </w:tc>
+      </w:tr>
+      <w:tr>
+        <w:tc>
+          <w:tcPr>
+            <w:tcW w:type="dxa" w:w="900"/>
+            <w:tcMar>
+              <w:top w:type="dxa" w:w="60"/>
+              <w:left w:type="dxa" w:w="100"/>
+              <w:bottom w:type="dxa" w:w="60"/>
+              <w:right w:type="dxa" w:w="100"/>
+            </w:tcMar>
+          </w:tcPr>
+          <w:p>
+            <w:pPr>
+              <w:spacing w:after="0" w:line="252"/>
+            </w:pPr>
+            <w:r>
+              <w:rPr>
+                <w:rFonts w:ascii="Calibri" w:cs="Calibri" w:eastAsia="Calibri" w:hAnsi="Calibri"/>
+                <w:b w:val="false"/>
+                <w:bCs w:val="false"/>
+                <w:sz w:val="20"/>
+                <w:szCs w:val="20"/>
+              </w:rPr>
+              <w:t xml:space="preserve">B5</w:t>
+            </w:r>
+          </w:p>
+        </w:tc>
+        <w:tc>
+          <w:tcPr>
+            <w:tcW w:type="dxa" w:w="6660"/>
+            <w:tcMar>
+              <w:top w:type="dxa" w:w="60"/>
+              <w:left w:type="dxa" w:w="100"/>
+              <w:bottom w:type="dxa" w:w="60"/>
+              <w:right w:type="dxa" w:w="100"/>
+            </w:tcMar>
+          </w:tcPr>
+          <w:p>
+            <w:pPr>
+              <w:spacing w:after="0" w:line="252"/>
+            </w:pPr>
+            <w:r>
+              <w:rPr>
+                <w:rFonts w:ascii="Calibri" w:cs="Calibri" w:eastAsia="Calibri" w:hAnsi="Calibri"/>
+                <w:b w:val="false"/>
+                <w:bCs w:val="false"/>
+                <w:sz w:val="20"/>
+                <w:szCs w:val="20"/>
+              </w:rPr>
+              <w:t xml:space="preserve">Is the CI a single-point-of-failure item for a safety-related function?</w:t>
+            </w:r>
+          </w:p>
+        </w:tc>
+        <w:tc>
+          <w:tcPr>
+            <w:tcW w:type="dxa" w:w="800"/>
+            <w:tcMar>
+              <w:top w:type="dxa" w:w="60"/>
+              <w:left w:type="dxa" w:w="100"/>
+              <w:bottom w:type="dxa" w:w="60"/>
+              <w:right w:type="dxa" w:w="100"/>
+            </w:tcMar>
+          </w:tcPr>
+          <w:p>
+            <w:pPr>
+              <w:spacing w:after="0" w:line="252"/>
+            </w:pPr>
+            <w:r>
+              <w:rPr>
+                <w:rFonts w:ascii="Calibri" w:cs="Calibri" w:eastAsia="Calibri" w:hAnsi="Calibri"/>
+                <w:b w:val="false"/>
+                <w:bCs w:val="false"/>
+                <w:sz w:val="20"/>
+                <w:szCs w:val="20"/>
+              </w:rPr>
+              <w:t xml:space="preserve"/>
+            </w:r>
+          </w:p>
+        </w:tc>
+        <w:tc>
+          <w:tcPr>
+            <w:tcW w:type="dxa" w:w="800"/>
+            <w:tcMar>
+              <w:top w:type="dxa" w:w="60"/>
+              <w:left w:type="dxa" w:w="100"/>
+              <w:bottom w:type="dxa" w:w="60"/>
+              <w:right w:type="dxa" w:w="100"/>
+            </w:tcMar>
+          </w:tcPr>
+          <w:p>
+            <w:pPr>
+              <w:spacing w:after="0" w:line="252"/>
+            </w:pPr>
+            <w:r>
+              <w:rPr>
+                <w:rFonts w:ascii="Calibri" w:cs="Calibri" w:eastAsia="Calibri" w:hAnsi="Calibri"/>
+                <w:b w:val="false"/>
+                <w:bCs w:val="false"/>
+                <w:sz w:val="20"/>
+                <w:szCs w:val="20"/>
+              </w:rPr>
+              <w:t xml:space="preserve"/>
+            </w:r>
+          </w:p>
+        </w:tc>
+      </w:tr>
+    </w:tbl>
+    <w:p>
+      <w:pPr>
+        <w:spacing w:after="120" w:line="276"/>
+        <w:rPr>
+          <w:b/>
+          <w:bCs/>
+        </w:rPr>
+      </w:pPr>
+      <w:r>
+        <w:rPr>
+          <w:rFonts w:ascii="Calibri" w:cs="Calibri" w:eastAsia="Calibri" w:hAnsi="Calibri"/>
+          <w:b/>
+          <w:bCs/>
+          <w:sz w:val="22"/>
+          <w:szCs w:val="22"/>
+        </w:rPr>
+        <w:t xml:space="preserve">Part C — Risk Factors. Two or more YES answers → designate, or document the rationale for not designating.</w:t>
+      </w:r>
+    </w:p>
+    <w:tbl>
+      <w:tblPr>
+        <w:tblW w:type="dxa" w:w="9160"/>
+        <w:tblBorders>
+          <w:top w:val="single" w:color="auto" w:sz="4"/>
+          <w:left w:val="single" w:color="auto" w:sz="4"/>
+          <w:bottom w:val="single" w:color="auto" w:sz="4"/>
+          <w:right w:val="single" w:color="auto" w:sz="4"/>
+          <w:insideH w:val="single" w:color="auto" w:sz="4"/>
+          <w:insideV w:val="single" w:color="auto" w:sz="4"/>
+        </w:tblBorders>
+      </w:tblPr>
+      <w:tblGrid>
+        <w:gridCol w:w="900"/>
+        <w:gridCol w:w="6660"/>
+        <w:gridCol w:w="800"/>
+        <w:gridCol w:w="800"/>
+      </w:tblGrid>
+      <w:tr>
+        <w:trPr>
+          <w:tblHeader/>
+        </w:trPr>
+        <w:tc>
+          <w:tcPr>
+            <w:tcW w:type="dxa" w:w="900"/>
+            <w:shd w:fill="1F3864" w:val="clear"/>
+            <w:tcMar>
+              <w:top w:type="dxa" w:w="60"/>
+              <w:left w:type="dxa" w:w="100"/>
+              <w:bottom w:type="dxa" w:w="60"/>
+              <w:right w:type="dxa" w:w="100"/>
+            </w:tcMar>
+          </w:tcPr>
+          <w:p>
+            <w:pPr>
+              <w:spacing w:after="0" w:line="252"/>
+            </w:pPr>
+            <w:r>
+              <w:rPr>
+                <w:rFonts w:ascii="Calibri" w:cs="Calibri" w:eastAsia="Calibri" w:hAnsi="Calibri"/>
+                <w:b/>
+                <w:bCs/>
+                <w:color w:val="FFFFFF"/>
+                <w:sz w:val="20"/>
+                <w:szCs w:val="20"/>
+              </w:rPr>
+              <w:t xml:space="preserve">Ref</w:t>
+            </w:r>
+          </w:p>
+        </w:tc>
+        <w:tc>
+          <w:tcPr>
+            <w:tcW w:type="dxa" w:w="6660"/>
+            <w:shd w:fill="1F3864" w:val="clear"/>
+            <w:tcMar>
+              <w:top w:type="dxa" w:w="60"/>
+              <w:left w:type="dxa" w:w="100"/>
+              <w:bottom w:type="dxa" w:w="60"/>
+              <w:right w:type="dxa" w:w="100"/>
+            </w:tcMar>
+          </w:tcPr>
+          <w:p>
+            <w:pPr>
+              <w:spacing w:after="0" w:line="252"/>
+            </w:pPr>
+            <w:r>
+              <w:rPr>
+                <w:rFonts w:ascii="Calibri" w:cs="Calibri" w:eastAsia="Calibri" w:hAnsi="Calibri"/>
+                <w:b/>
+                <w:bCs/>
+                <w:color w:val="FFFFFF"/>
+                <w:sz w:val="20"/>
+                <w:szCs w:val="20"/>
+              </w:rPr>
+              <w:t xml:space="preserve">Question</w:t>
+            </w:r>
+          </w:p>
+        </w:tc>
+        <w:tc>
+          <w:tcPr>
+            <w:tcW w:type="dxa" w:w="800"/>
+            <w:shd w:fill="1F3864" w:val="clear"/>
+            <w:tcMar>
+              <w:top w:type="dxa" w:w="60"/>
+              <w:left w:type="dxa" w:w="100"/>
+              <w:bottom w:type="dxa" w:w="60"/>
+              <w:right w:type="dxa" w:w="100"/>
+            </w:tcMar>
+          </w:tcPr>
+          <w:p>
+            <w:pPr>
+              <w:spacing w:after="0" w:line="252"/>
+            </w:pPr>
+            <w:r>
+              <w:rPr>
+                <w:rFonts w:ascii="Calibri" w:cs="Calibri" w:eastAsia="Calibri" w:hAnsi="Calibri"/>
+                <w:b/>
+                <w:bCs/>
+                <w:color w:val="FFFFFF"/>
+                <w:sz w:val="20"/>
+                <w:szCs w:val="20"/>
+              </w:rPr>
+              <w:t xml:space="preserve">Yes</w:t>
+            </w:r>
+          </w:p>
+        </w:tc>
+        <w:tc>
+          <w:tcPr>
+            <w:tcW w:type="dxa" w:w="800"/>
+            <w:shd w:fill="1F3864" w:val="clear"/>
+            <w:tcMar>
+              <w:top w:type="dxa" w:w="60"/>
+              <w:left w:type="dxa" w:w="100"/>
+              <w:bottom w:type="dxa" w:w="60"/>
+              <w:right w:type="dxa" w:w="100"/>
+            </w:tcMar>
+          </w:tcPr>
+          <w:p>
+            <w:pPr>
+              <w:spacing w:after="0" w:line="252"/>
+            </w:pPr>
+            <w:r>
+              <w:rPr>
+                <w:rFonts w:ascii="Calibri" w:cs="Calibri" w:eastAsia="Calibri" w:hAnsi="Calibri"/>
+                <w:b/>
+                <w:bCs/>
+                <w:color w:val="FFFFFF"/>
+                <w:sz w:val="20"/>
+                <w:szCs w:val="20"/>
+              </w:rPr>
+              <w:t xml:space="preserve">No</w:t>
+            </w:r>
+          </w:p>
+        </w:tc>
+      </w:tr>
+      <w:tr>
+        <w:tc>
+          <w:tcPr>
+            <w:tcW w:type="dxa" w:w="900"/>
+            <w:tcMar>
+              <w:top w:type="dxa" w:w="60"/>
+              <w:left w:type="dxa" w:w="100"/>
+              <w:bottom w:type="dxa" w:w="60"/>
+              <w:right w:type="dxa" w:w="100"/>
+            </w:tcMar>
+          </w:tcPr>
+          <w:p>
+            <w:pPr>
+              <w:spacing w:after="0" w:line="252"/>
+            </w:pPr>
+            <w:r>
+              <w:rPr>
+                <w:rFonts w:ascii="Calibri" w:cs="Calibri" w:eastAsia="Calibri" w:hAnsi="Calibri"/>
+                <w:b w:val="false"/>
+                <w:bCs w:val="false"/>
+                <w:sz w:val="20"/>
+                <w:szCs w:val="20"/>
+              </w:rPr>
+              <w:t xml:space="preserve">C1</w:t>
+            </w:r>
+          </w:p>
+        </w:tc>
+        <w:tc>
+          <w:tcPr>
+            <w:tcW w:type="dxa" w:w="6660"/>
+            <w:tcMar>
+              <w:top w:type="dxa" w:w="60"/>
+              <w:left w:type="dxa" w:w="100"/>
+              <w:bottom w:type="dxa" w:w="60"/>
+              <w:right w:type="dxa" w:w="100"/>
+            </w:tcMar>
+          </w:tcPr>
+          <w:p>
+            <w:pPr>
+              <w:spacing w:after="0" w:line="252"/>
+            </w:pPr>
+            <w:r>
+              <w:rPr>
+                <w:rFonts w:ascii="Calibri" w:cs="Calibri" w:eastAsia="Calibri" w:hAnsi="Calibri"/>
+                <w:b w:val="false"/>
+                <w:bCs w:val="false"/>
+                <w:sz w:val="20"/>
+                <w:szCs w:val="20"/>
+              </w:rPr>
+              <w:t xml:space="preserve">Is the design new or novel rather than proven heritage (first-of-type, new technology, unproven margins)?</w:t>
+            </w:r>
+          </w:p>
+        </w:tc>
+        <w:tc>
+          <w:tcPr>
+            <w:tcW w:type="dxa" w:w="800"/>
+            <w:tcMar>
+              <w:top w:type="dxa" w:w="60"/>
+              <w:left w:type="dxa" w:w="100"/>
+              <w:bottom w:type="dxa" w:w="60"/>
+              <w:right w:type="dxa" w:w="100"/>
+            </w:tcMar>
+          </w:tcPr>
+          <w:p>
+            <w:pPr>
+              <w:spacing w:after="0" w:line="252"/>
+            </w:pPr>
+            <w:r>
+              <w:rPr>
+                <w:rFonts w:ascii="Calibri" w:cs="Calibri" w:eastAsia="Calibri" w:hAnsi="Calibri"/>
+                <w:b w:val="false"/>
+                <w:bCs w:val="false"/>
+                <w:sz w:val="20"/>
+                <w:szCs w:val="20"/>
+              </w:rPr>
+              <w:t xml:space="preserve"/>
+            </w:r>
+          </w:p>
+        </w:tc>
+        <w:tc>
+          <w:tcPr>
+            <w:tcW w:type="dxa" w:w="800"/>
+            <w:tcMar>
+              <w:top w:type="dxa" w:w="60"/>
+              <w:left w:type="dxa" w:w="100"/>
+              <w:bottom w:type="dxa" w:w="60"/>
+              <w:right w:type="dxa" w:w="100"/>
+            </w:tcMar>
+          </w:tcPr>
+          <w:p>
+            <w:pPr>
+              <w:spacing w:after="0" w:line="252"/>
+            </w:pPr>
+            <w:r>
+              <w:rPr>
+                <w:rFonts w:ascii="Calibri" w:cs="Calibri" w:eastAsia="Calibri" w:hAnsi="Calibri"/>
+                <w:b w:val="false"/>
+                <w:bCs w:val="false"/>
+                <w:sz w:val="20"/>
+                <w:szCs w:val="20"/>
+              </w:rPr>
+              <w:t xml:space="preserve"/>
+            </w:r>
+          </w:p>
+        </w:tc>
+      </w:tr>
+      <w:tr>
+        <w:tc>
+          <w:tcPr>
+            <w:tcW w:type="dxa" w:w="900"/>
+            <w:tcMar>
+              <w:top w:type="dxa" w:w="60"/>
+              <w:left w:type="dxa" w:w="100"/>
+              <w:bottom w:type="dxa" w:w="60"/>
+              <w:right w:type="dxa" w:w="100"/>
+            </w:tcMar>
+          </w:tcPr>
+          <w:p>
+            <w:pPr>
+              <w:spacing w:after="0" w:line="252"/>
+            </w:pPr>
+            <w:r>
+              <w:rPr>
+                <w:rFonts w:ascii="Calibri" w:cs="Calibri" w:eastAsia="Calibri" w:hAnsi="Calibri"/>
+                <w:b w:val="false"/>
+                <w:bCs w:val="false"/>
+                <w:sz w:val="20"/>
+                <w:szCs w:val="20"/>
+              </w:rPr>
+              <w:t xml:space="preserve">C2</w:t>
+            </w:r>
+          </w:p>
+        </w:tc>
+        <w:tc>
+          <w:tcPr>
+            <w:tcW w:type="dxa" w:w="6660"/>
+            <w:tcMar>
+              <w:top w:type="dxa" w:w="60"/>
+              <w:left w:type="dxa" w:w="100"/>
+              <w:bottom w:type="dxa" w:w="60"/>
+              <w:right w:type="dxa" w:w="100"/>
+            </w:tcMar>
+          </w:tcPr>
+          <w:p>
+            <w:pPr>
+              <w:spacing w:after="0" w:line="252"/>
+            </w:pPr>
+            <w:r>
+              <w:rPr>
+                <w:rFonts w:ascii="Calibri" w:cs="Calibri" w:eastAsia="Calibri" w:hAnsi="Calibri"/>
+                <w:b w:val="false"/>
+                <w:bCs w:val="false"/>
+                <w:sz w:val="20"/>
+                <w:szCs w:val="20"/>
+              </w:rPr>
+              <w:t xml:space="preserve">Has the CI undergone substantive design change since its last audit (SM-0001 management-of-change trigger)?</w:t>
+            </w:r>
+          </w:p>
+        </w:tc>
+        <w:tc>
+          <w:tcPr>
+            <w:tcW w:type="dxa" w:w="800"/>
+            <w:tcMar>
+              <w:top w:type="dxa" w:w="60"/>
+              <w:left w:type="dxa" w:w="100"/>
+              <w:bottom w:type="dxa" w:w="60"/>
+              <w:right w:type="dxa" w:w="100"/>
+            </w:tcMar>
+          </w:tcPr>
+          <w:p>
+            <w:pPr>
+              <w:spacing w:after="0" w:line="252"/>
+            </w:pPr>
+            <w:r>
+              <w:rPr>
+                <w:rFonts w:ascii="Calibri" w:cs="Calibri" w:eastAsia="Calibri" w:hAnsi="Calibri"/>
+                <w:b w:val="false"/>
+                <w:bCs w:val="false"/>
+                <w:sz w:val="20"/>
+                <w:szCs w:val="20"/>
+              </w:rPr>
+              <w:t xml:space="preserve"/>
+            </w:r>
+          </w:p>
+        </w:tc>
+        <w:tc>
+          <w:tcPr>
+            <w:tcW w:type="dxa" w:w="800"/>
+            <w:tcMar>
+              <w:top w:type="dxa" w:w="60"/>
+              <w:left w:type="dxa" w:w="100"/>
+              <w:bottom w:type="dxa" w:w="60"/>
+              <w:right w:type="dxa" w:w="100"/>
+            </w:tcMar>
+          </w:tcPr>
+          <w:p>
+            <w:pPr>
+              <w:spacing w:after="0" w:line="252"/>
+            </w:pPr>
+            <w:r>
+              <w:rPr>
+                <w:rFonts w:ascii="Calibri" w:cs="Calibri" w:eastAsia="Calibri" w:hAnsi="Calibri"/>
+                <w:b w:val="false"/>
+                <w:bCs w:val="false"/>
+                <w:sz w:val="20"/>
+                <w:szCs w:val="20"/>
+              </w:rPr>
+              <w:t xml:space="preserve"/>
+            </w:r>
+          </w:p>
+        </w:tc>
+      </w:tr>
+      <w:tr>
+        <w:tc>
+          <w:tcPr>
+            <w:tcW w:type="dxa" w:w="900"/>
+            <w:tcMar>
+              <w:top w:type="dxa" w:w="60"/>
+              <w:left w:type="dxa" w:w="100"/>
+              <w:bottom w:type="dxa" w:w="60"/>
+              <w:right w:type="dxa" w:w="100"/>
+            </w:tcMar>
+          </w:tcPr>
+          <w:p>
+            <w:pPr>
+              <w:spacing w:after="0" w:line="252"/>
+            </w:pPr>
+            <w:r>
+              <w:rPr>
+                <w:rFonts w:ascii="Calibri" w:cs="Calibri" w:eastAsia="Calibri" w:hAnsi="Calibri"/>
+                <w:b w:val="false"/>
+                <w:bCs w:val="false"/>
+                <w:sz w:val="20"/>
+                <w:szCs w:val="20"/>
+              </w:rPr>
+              <w:t xml:space="preserve">C3</w:t>
+            </w:r>
+          </w:p>
+        </w:tc>
+        <w:tc>
+          <w:tcPr>
+            <w:tcW w:type="dxa" w:w="6660"/>
+            <w:tcMar>
+              <w:top w:type="dxa" w:w="60"/>
+              <w:left w:type="dxa" w:w="100"/>
+              <w:bottom w:type="dxa" w:w="60"/>
+              <w:right w:type="dxa" w:w="100"/>
+            </w:tcMar>
+          </w:tcPr>
+          <w:p>
+            <w:pPr>
+              <w:spacing w:after="0" w:line="252"/>
+            </w:pPr>
+            <w:r>
+              <w:rPr>
+                <w:rFonts w:ascii="Calibri" w:cs="Calibri" w:eastAsia="Calibri" w:hAnsi="Calibri"/>
+                <w:b w:val="false"/>
+                <w:bCs w:val="false"/>
+                <w:sz w:val="20"/>
+                <w:szCs w:val="20"/>
+              </w:rPr>
+              <w:t xml:space="preserve">Is there a new or changed manufacturing source, process, facility, or tooling for the CI?</w:t>
+            </w:r>
+          </w:p>
+        </w:tc>
+        <w:tc>
+          <w:tcPr>
+            <w:tcW w:type="dxa" w:w="800"/>
+            <w:tcMar>
+              <w:top w:type="dxa" w:w="60"/>
+              <w:left w:type="dxa" w:w="100"/>
+              <w:bottom w:type="dxa" w:w="60"/>
+              <w:right w:type="dxa" w:w="100"/>
+            </w:tcMar>
+          </w:tcPr>
+          <w:p>
+            <w:pPr>
+              <w:spacing w:after="0" w:line="252"/>
+            </w:pPr>
+            <w:r>
+              <w:rPr>
+                <w:rFonts w:ascii="Calibri" w:cs="Calibri" w:eastAsia="Calibri" w:hAnsi="Calibri"/>
+                <w:b w:val="false"/>
+                <w:bCs w:val="false"/>
+                <w:sz w:val="20"/>
+                <w:szCs w:val="20"/>
+              </w:rPr>
+              <w:t xml:space="preserve"/>
+            </w:r>
+          </w:p>
+        </w:tc>
+        <w:tc>
+          <w:tcPr>
+            <w:tcW w:type="dxa" w:w="800"/>
+            <w:tcMar>
+              <w:top w:type="dxa" w:w="60"/>
+              <w:left w:type="dxa" w:w="100"/>
+              <w:bottom w:type="dxa" w:w="60"/>
+              <w:right w:type="dxa" w:w="100"/>
+            </w:tcMar>
+          </w:tcPr>
+          <w:p>
+            <w:pPr>
+              <w:spacing w:after="0" w:line="252"/>
+            </w:pPr>
+            <w:r>
+              <w:rPr>
+                <w:rFonts w:ascii="Calibri" w:cs="Calibri" w:eastAsia="Calibri" w:hAnsi="Calibri"/>
+                <w:b w:val="false"/>
+                <w:bCs w:val="false"/>
+                <w:sz w:val="20"/>
+                <w:szCs w:val="20"/>
+              </w:rPr>
+              <w:t xml:space="preserve"/>
+            </w:r>
+          </w:p>
+        </w:tc>
+      </w:tr>
+      <w:tr>
+        <w:tc>
+          <w:tcPr>
+            <w:tcW w:type="dxa" w:w="900"/>
+            <w:tcMar>
+              <w:top w:type="dxa" w:w="60"/>
+              <w:left w:type="dxa" w:w="100"/>
+              <w:bottom w:type="dxa" w:w="60"/>
+              <w:right w:type="dxa" w:w="100"/>
+            </w:tcMar>
+          </w:tcPr>
+          <w:p>
+            <w:pPr>
+              <w:spacing w:after="0" w:line="252"/>
+            </w:pPr>
+            <w:r>
+              <w:rPr>
+                <w:rFonts w:ascii="Calibri" w:cs="Calibri" w:eastAsia="Calibri" w:hAnsi="Calibri"/>
+                <w:b w:val="false"/>
+                <w:bCs w:val="false"/>
+                <w:sz w:val="20"/>
+                <w:szCs w:val="20"/>
+              </w:rPr>
+              <w:t xml:space="preserve">C4</w:t>
+            </w:r>
+          </w:p>
+        </w:tc>
+        <w:tc>
+          <w:tcPr>
+            <w:tcW w:type="dxa" w:w="6660"/>
+            <w:tcMar>
+              <w:top w:type="dxa" w:w="60"/>
+              <w:left w:type="dxa" w:w="100"/>
+              <w:bottom w:type="dxa" w:w="60"/>
+              <w:right w:type="dxa" w:w="100"/>
+            </w:tcMar>
+          </w:tcPr>
+          <w:p>
+            <w:pPr>
+              <w:spacing w:after="0" w:line="252"/>
+            </w:pPr>
+            <w:r>
+              <w:rPr>
+                <w:rFonts w:ascii="Calibri" w:cs="Calibri" w:eastAsia="Calibri" w:hAnsi="Calibri"/>
+                <w:b w:val="false"/>
+                <w:bCs w:val="false"/>
+                <w:sz w:val="20"/>
+                <w:szCs w:val="20"/>
+              </w:rPr>
+              <w:t xml:space="preserve">Is there a new or changed sub-tier supplier for the CI or its critical components?</w:t>
+            </w:r>
+          </w:p>
+        </w:tc>
+        <w:tc>
+          <w:tcPr>
+            <w:tcW w:type="dxa" w:w="800"/>
+            <w:tcMar>
+              <w:top w:type="dxa" w:w="60"/>
+              <w:left w:type="dxa" w:w="100"/>
+              <w:bottom w:type="dxa" w:w="60"/>
+              <w:right w:type="dxa" w:w="100"/>
+            </w:tcMar>
+          </w:tcPr>
+          <w:p>
+            <w:pPr>
+              <w:spacing w:after="0" w:line="252"/>
+            </w:pPr>
+            <w:r>
+              <w:rPr>
+                <w:rFonts w:ascii="Calibri" w:cs="Calibri" w:eastAsia="Calibri" w:hAnsi="Calibri"/>
+                <w:b w:val="false"/>
+                <w:bCs w:val="false"/>
+                <w:sz w:val="20"/>
+                <w:szCs w:val="20"/>
+              </w:rPr>
+              <w:t xml:space="preserve"/>
+            </w:r>
+          </w:p>
+        </w:tc>
+        <w:tc>
+          <w:tcPr>
+            <w:tcW w:type="dxa" w:w="800"/>
+            <w:tcMar>
+              <w:top w:type="dxa" w:w="60"/>
+              <w:left w:type="dxa" w:w="100"/>
+              <w:bottom w:type="dxa" w:w="60"/>
+              <w:right w:type="dxa" w:w="100"/>
+            </w:tcMar>
+          </w:tcPr>
+          <w:p>
+            <w:pPr>
+              <w:spacing w:after="0" w:line="252"/>
+            </w:pPr>
+            <w:r>
+              <w:rPr>
+                <w:rFonts w:ascii="Calibri" w:cs="Calibri" w:eastAsia="Calibri" w:hAnsi="Calibri"/>
+                <w:b w:val="false"/>
+                <w:bCs w:val="false"/>
+                <w:sz w:val="20"/>
+                <w:szCs w:val="20"/>
+              </w:rPr>
+              <w:t xml:space="preserve"/>
+            </w:r>
+          </w:p>
+        </w:tc>
+      </w:tr>
+      <w:tr>
+        <w:tc>
+          <w:tcPr>
+            <w:tcW w:type="dxa" w:w="900"/>
+            <w:tcMar>
+              <w:top w:type="dxa" w:w="60"/>
+              <w:left w:type="dxa" w:w="100"/>
+              <w:bottom w:type="dxa" w:w="60"/>
+              <w:right w:type="dxa" w:w="100"/>
+            </w:tcMar>
+          </w:tcPr>
+          <w:p>
+            <w:pPr>
+              <w:spacing w:after="0" w:line="252"/>
+            </w:pPr>
+            <w:r>
+              <w:rPr>
+                <w:rFonts w:ascii="Calibri" w:cs="Calibri" w:eastAsia="Calibri" w:hAnsi="Calibri"/>
+                <w:b w:val="false"/>
+                <w:bCs w:val="false"/>
+                <w:sz w:val="20"/>
+                <w:szCs w:val="20"/>
+              </w:rPr>
+              <w:t xml:space="preserve">C5</w:t>
+            </w:r>
+          </w:p>
+        </w:tc>
+        <w:tc>
+          <w:tcPr>
+            <w:tcW w:type="dxa" w:w="6660"/>
+            <w:tcMar>
+              <w:top w:type="dxa" w:w="60"/>
+              <w:left w:type="dxa" w:w="100"/>
+              <w:bottom w:type="dxa" w:w="60"/>
+              <w:right w:type="dxa" w:w="100"/>
+            </w:tcMar>
+          </w:tcPr>
+          <w:p>
+            <w:pPr>
+              <w:spacing w:after="0" w:line="252"/>
+            </w:pPr>
+            <w:r>
+              <w:rPr>
+                <w:rFonts w:ascii="Calibri" w:cs="Calibri" w:eastAsia="Calibri" w:hAnsi="Calibri"/>
+                <w:b w:val="false"/>
+                <w:bCs w:val="false"/>
+                <w:sz w:val="20"/>
+                <w:szCs w:val="20"/>
+              </w:rPr>
+              <w:t xml:space="preserve">Does the CI or its production line have a history of quality escapes, nonconformances, FOD findings, or subcontractor disclosures (SM-0001 safety data)?</w:t>
+            </w:r>
+          </w:p>
+        </w:tc>
+        <w:tc>
+          <w:tcPr>
+            <w:tcW w:type="dxa" w:w="800"/>
+            <w:tcMar>
+              <w:top w:type="dxa" w:w="60"/>
+              <w:left w:type="dxa" w:w="100"/>
+              <w:bottom w:type="dxa" w:w="60"/>
+              <w:right w:type="dxa" w:w="100"/>
+            </w:tcMar>
+          </w:tcPr>
+          <w:p>
+            <w:pPr>
+              <w:spacing w:after="0" w:line="252"/>
+            </w:pPr>
+            <w:r>
+              <w:rPr>
+                <w:rFonts w:ascii="Calibri" w:cs="Calibri" w:eastAsia="Calibri" w:hAnsi="Calibri"/>
+                <w:b w:val="false"/>
+                <w:bCs w:val="false"/>
+                <w:sz w:val="20"/>
+                <w:szCs w:val="20"/>
+              </w:rPr>
+              <w:t xml:space="preserve"/>
+            </w:r>
+          </w:p>
+        </w:tc>
+        <w:tc>
+          <w:tcPr>
+            <w:tcW w:type="dxa" w:w="800"/>
+            <w:tcMar>
+              <w:top w:type="dxa" w:w="60"/>
+              <w:left w:type="dxa" w:w="100"/>
+              <w:bottom w:type="dxa" w:w="60"/>
+              <w:right w:type="dxa" w:w="100"/>
+            </w:tcMar>
+          </w:tcPr>
+          <w:p>
+            <w:pPr>
+              <w:spacing w:after="0" w:line="252"/>
+            </w:pPr>
+            <w:r>
+              <w:rPr>
+                <w:rFonts w:ascii="Calibri" w:cs="Calibri" w:eastAsia="Calibri" w:hAnsi="Calibri"/>
+                <w:b w:val="false"/>
+                <w:bCs w:val="false"/>
+                <w:sz w:val="20"/>
+                <w:szCs w:val="20"/>
+              </w:rPr>
+              <w:t xml:space="preserve"/>
+            </w:r>
+          </w:p>
+        </w:tc>
+      </w:tr>
+      <w:tr>
+        <w:tc>
+          <w:tcPr>
+            <w:tcW w:type="dxa" w:w="900"/>
+            <w:tcMar>
+              <w:top w:type="dxa" w:w="60"/>
+              <w:left w:type="dxa" w:w="100"/>
+              <w:bottom w:type="dxa" w:w="60"/>
+              <w:right w:type="dxa" w:w="100"/>
+            </w:tcMar>
+          </w:tcPr>
+          <w:p>
+            <w:pPr>
+              <w:spacing w:after="0" w:line="252"/>
+            </w:pPr>
+            <w:r>
+              <w:rPr>
+                <w:rFonts w:ascii="Calibri" w:cs="Calibri" w:eastAsia="Calibri" w:hAnsi="Calibri"/>
+                <w:b w:val="false"/>
+                <w:bCs w:val="false"/>
+                <w:sz w:val="20"/>
+                <w:szCs w:val="20"/>
+              </w:rPr>
+              <w:t xml:space="preserve">C6</w:t>
+            </w:r>
+          </w:p>
+        </w:tc>
+        <w:tc>
+          <w:tcPr>
+            <w:tcW w:type="dxa" w:w="6660"/>
+            <w:tcMar>
+              <w:top w:type="dxa" w:w="60"/>
+              <w:left w:type="dxa" w:w="100"/>
+              <w:bottom w:type="dxa" w:w="60"/>
+              <w:right w:type="dxa" w:w="100"/>
+            </w:tcMar>
+          </w:tcPr>
+          <w:p>
+            <w:pPr>
+              <w:spacing w:after="0" w:line="252"/>
+            </w:pPr>
+            <w:r>
+              <w:rPr>
+                <w:rFonts w:ascii="Calibri" w:cs="Calibri" w:eastAsia="Calibri" w:hAnsi="Calibri"/>
+                <w:b w:val="false"/>
+                <w:bCs w:val="false"/>
+                <w:sz w:val="20"/>
+                <w:szCs w:val="20"/>
+              </w:rPr>
+              <w:t xml:space="preserve">Have findings of work performed not in accordance with approved data, or of inaccurate/incomplete/ambiguous manufacturing data, been recorded against the CI (SM-0001 safety data)?</w:t>
+            </w:r>
+          </w:p>
+        </w:tc>
+        <w:tc>
+          <w:tcPr>
+            <w:tcW w:type="dxa" w:w="800"/>
+            <w:tcMar>
+              <w:top w:type="dxa" w:w="60"/>
+              <w:left w:type="dxa" w:w="100"/>
+              <w:bottom w:type="dxa" w:w="60"/>
+              <w:right w:type="dxa" w:w="100"/>
+            </w:tcMar>
+          </w:tcPr>
+          <w:p>
+            <w:pPr>
+              <w:spacing w:after="0" w:line="252"/>
+            </w:pPr>
+            <w:r>
+              <w:rPr>
+                <w:rFonts w:ascii="Calibri" w:cs="Calibri" w:eastAsia="Calibri" w:hAnsi="Calibri"/>
+                <w:b w:val="false"/>
+                <w:bCs w:val="false"/>
+                <w:sz w:val="20"/>
+                <w:szCs w:val="20"/>
+              </w:rPr>
+              <w:t xml:space="preserve"/>
+            </w:r>
+          </w:p>
+        </w:tc>
+        <w:tc>
+          <w:tcPr>
+            <w:tcW w:type="dxa" w:w="800"/>
+            <w:tcMar>
+              <w:top w:type="dxa" w:w="60"/>
+              <w:left w:type="dxa" w:w="100"/>
+              <w:bottom w:type="dxa" w:w="60"/>
+              <w:right w:type="dxa" w:w="100"/>
+            </w:tcMar>
+          </w:tcPr>
+          <w:p>
+            <w:pPr>
+              <w:spacing w:after="0" w:line="252"/>
+            </w:pPr>
+            <w:r>
+              <w:rPr>
+                <w:rFonts w:ascii="Calibri" w:cs="Calibri" w:eastAsia="Calibri" w:hAnsi="Calibri"/>
+                <w:b w:val="false"/>
+                <w:bCs w:val="false"/>
+                <w:sz w:val="20"/>
+                <w:szCs w:val="20"/>
+              </w:rPr>
+              <w:t xml:space="preserve"/>
+            </w:r>
+          </w:p>
+        </w:tc>
+      </w:tr>
+      <w:tr>
+        <w:tc>
+          <w:tcPr>
+            <w:tcW w:type="dxa" w:w="900"/>
+            <w:tcMar>
+              <w:top w:type="dxa" w:w="60"/>
+              <w:left w:type="dxa" w:w="100"/>
+              <w:bottom w:type="dxa" w:w="60"/>
+              <w:right w:type="dxa" w:w="100"/>
+            </w:tcMar>
+          </w:tcPr>
+          <w:p>
+            <w:pPr>
+              <w:spacing w:after="0" w:line="252"/>
+            </w:pPr>
+            <w:r>
+              <w:rPr>
+                <w:rFonts w:ascii="Calibri" w:cs="Calibri" w:eastAsia="Calibri" w:hAnsi="Calibri"/>
+                <w:b w:val="false"/>
+                <w:bCs w:val="false"/>
+                <w:sz w:val="20"/>
+                <w:szCs w:val="20"/>
+              </w:rPr>
+              <w:t xml:space="preserve">C7</w:t>
+            </w:r>
+          </w:p>
+        </w:tc>
+        <w:tc>
+          <w:tcPr>
+            <w:tcW w:type="dxa" w:w="6660"/>
+            <w:tcMar>
+              <w:top w:type="dxa" w:w="60"/>
+              <w:left w:type="dxa" w:w="100"/>
+              <w:bottom w:type="dxa" w:w="60"/>
+              <w:right w:type="dxa" w:w="100"/>
+            </w:tcMar>
+          </w:tcPr>
+          <w:p>
+            <w:pPr>
+              <w:spacing w:after="0" w:line="252"/>
+            </w:pPr>
+            <w:r>
+              <w:rPr>
+                <w:rFonts w:ascii="Calibri" w:cs="Calibri" w:eastAsia="Calibri" w:hAnsi="Calibri"/>
+                <w:b w:val="false"/>
+                <w:bCs w:val="false"/>
+                <w:sz w:val="20"/>
+                <w:szCs w:val="20"/>
+              </w:rPr>
+              <w:t xml:space="preserve">Do CSA reconciliation health indicators show anomalies for the CI (as-designed/as-built delta aging, unincorporated-change backlog, serial/effectivity discrepancies)?</w:t>
+            </w:r>
+          </w:p>
+        </w:tc>
+        <w:tc>
+          <w:tcPr>
+            <w:tcW w:type="dxa" w:w="800"/>
+            <w:tcMar>
+              <w:top w:type="dxa" w:w="60"/>
+              <w:left w:type="dxa" w:w="100"/>
+              <w:bottom w:type="dxa" w:w="60"/>
+              <w:right w:type="dxa" w:w="100"/>
+            </w:tcMar>
+          </w:tcPr>
+          <w:p>
+            <w:pPr>
+              <w:spacing w:after="0" w:line="252"/>
+            </w:pPr>
+            <w:r>
+              <w:rPr>
+                <w:rFonts w:ascii="Calibri" w:cs="Calibri" w:eastAsia="Calibri" w:hAnsi="Calibri"/>
+                <w:b w:val="false"/>
+                <w:bCs w:val="false"/>
+                <w:sz w:val="20"/>
+                <w:szCs w:val="20"/>
+              </w:rPr>
+              <w:t xml:space="preserve"/>
+            </w:r>
+          </w:p>
+        </w:tc>
+        <w:tc>
+          <w:tcPr>
+            <w:tcW w:type="dxa" w:w="800"/>
+            <w:tcMar>
+              <w:top w:type="dxa" w:w="60"/>
+              <w:left w:type="dxa" w:w="100"/>
+              <w:bottom w:type="dxa" w:w="60"/>
+              <w:right w:type="dxa" w:w="100"/>
+            </w:tcMar>
+          </w:tcPr>
+          <w:p>
+            <w:pPr>
+              <w:spacing w:after="0" w:line="252"/>
+            </w:pPr>
+            <w:r>
+              <w:rPr>
+                <w:rFonts w:ascii="Calibri" w:cs="Calibri" w:eastAsia="Calibri" w:hAnsi="Calibri"/>
+                <w:b w:val="false"/>
+                <w:bCs w:val="false"/>
+                <w:sz w:val="20"/>
+                <w:szCs w:val="20"/>
+              </w:rPr>
+              <w:t xml:space="preserve"/>
+            </w:r>
+          </w:p>
+        </w:tc>
+      </w:tr>
+      <w:tr>
+        <w:tc>
+          <w:tcPr>
+            <w:tcW w:type="dxa" w:w="900"/>
+            <w:tcMar>
+              <w:top w:type="dxa" w:w="60"/>
+              <w:left w:type="dxa" w:w="100"/>
+              <w:bottom w:type="dxa" w:w="60"/>
+              <w:right w:type="dxa" w:w="100"/>
+            </w:tcMar>
+          </w:tcPr>
+          <w:p>
+            <w:pPr>
+              <w:spacing w:after="0" w:line="252"/>
+            </w:pPr>
+            <w:r>
+              <w:rPr>
+                <w:rFonts w:ascii="Calibri" w:cs="Calibri" w:eastAsia="Calibri" w:hAnsi="Calibri"/>
+                <w:b w:val="false"/>
+                <w:bCs w:val="false"/>
+                <w:sz w:val="20"/>
+                <w:szCs w:val="20"/>
+              </w:rPr>
+              <w:t xml:space="preserve">C8</w:t>
+            </w:r>
+          </w:p>
+        </w:tc>
+        <w:tc>
+          <w:tcPr>
+            <w:tcW w:type="dxa" w:w="6660"/>
+            <w:tcMar>
+              <w:top w:type="dxa" w:w="60"/>
+              <w:left w:type="dxa" w:w="100"/>
+              <w:bottom w:type="dxa" w:w="60"/>
+              <w:right w:type="dxa" w:w="100"/>
+            </w:tcMar>
+          </w:tcPr>
+          <w:p>
+            <w:pPr>
+              <w:spacing w:after="0" w:line="252"/>
+            </w:pPr>
+            <w:r>
+              <w:rPr>
+                <w:rFonts w:ascii="Calibri" w:cs="Calibri" w:eastAsia="Calibri" w:hAnsi="Calibri"/>
+                <w:b w:val="false"/>
+                <w:bCs w:val="false"/>
+                <w:sz w:val="20"/>
+                <w:szCs w:val="20"/>
+              </w:rPr>
+              <w:t xml:space="preserve">Has the CI never received an FCA/PCA, or does a prior audit have an open delta or unresolved action items?</w:t>
+            </w:r>
+          </w:p>
+        </w:tc>
+        <w:tc>
+          <w:tcPr>
+            <w:tcW w:type="dxa" w:w="800"/>
+            <w:tcMar>
+              <w:top w:type="dxa" w:w="60"/>
+              <w:left w:type="dxa" w:w="100"/>
+              <w:bottom w:type="dxa" w:w="60"/>
+              <w:right w:type="dxa" w:w="100"/>
+            </w:tcMar>
+          </w:tcPr>
+          <w:p>
+            <w:pPr>
+              <w:spacing w:after="0" w:line="252"/>
+            </w:pPr>
+            <w:r>
+              <w:rPr>
+                <w:rFonts w:ascii="Calibri" w:cs="Calibri" w:eastAsia="Calibri" w:hAnsi="Calibri"/>
+                <w:b w:val="false"/>
+                <w:bCs w:val="false"/>
+                <w:sz w:val="20"/>
+                <w:szCs w:val="20"/>
+              </w:rPr>
+              <w:t xml:space="preserve"/>
+            </w:r>
+          </w:p>
+        </w:tc>
+        <w:tc>
+          <w:tcPr>
+            <w:tcW w:type="dxa" w:w="800"/>
+            <w:tcMar>
+              <w:top w:type="dxa" w:w="60"/>
+              <w:left w:type="dxa" w:w="100"/>
+              <w:bottom w:type="dxa" w:w="60"/>
+              <w:right w:type="dxa" w:w="100"/>
+            </w:tcMar>
+          </w:tcPr>
+          <w:p>
+            <w:pPr>
+              <w:spacing w:after="0" w:line="252"/>
+            </w:pPr>
+            <w:r>
+              <w:rPr>
+                <w:rFonts w:ascii="Calibri" w:cs="Calibri" w:eastAsia="Calibri" w:hAnsi="Calibri"/>
+                <w:b w:val="false"/>
+                <w:bCs w:val="false"/>
+                <w:sz w:val="20"/>
+                <w:szCs w:val="20"/>
+              </w:rPr>
+              <w:t xml:space="preserve"/>
+            </w:r>
+          </w:p>
+        </w:tc>
+      </w:tr>
+    </w:tbl>
+    <w:p>
+      <w:pPr>
+        <w:spacing w:after="120" w:line="276"/>
+        <w:rPr>
+          <w:b/>
+          <w:bCs/>
+        </w:rPr>
+      </w:pPr>
+      <w:r>
+        <w:rPr>
+          <w:rFonts w:ascii="Calibri" w:cs="Calibri" w:eastAsia="Calibri" w:hAnsi="Calibri"/>
+          <w:b/>
+          <w:bCs/>
+          <w:sz w:val="22"/>
+          <w:szCs w:val="22"/>
+        </w:rPr>
+        <w:t xml:space="preserve">Part D — Reassessment Triggers. Re-run this checklist for the CI upon any of: substantive design, process, facility, tooling, or supplier change (SM-0001 MoC); new quality escape or safety event traceable to the CI; CSA reconciliation anomaly; hazard log revision adding a risk control to the CI; CM-plan revision.</w:t>
+      </w:r>
+    </w:p>
+    <w:p>
+      <w:pPr>
+        <w:spacing w:after="120" w:line="276"/>
+        <w:rPr>
+          <w:b/>
+          <w:bCs/>
+        </w:rPr>
+      </w:pPr>
+      <w:r>
+        <w:rPr>
+          <w:rFonts w:ascii="Calibri" w:cs="Calibri" w:eastAsia="Calibri" w:hAnsi="Calibri"/>
+          <w:b/>
+          <w:bCs/>
+          <w:sz w:val="22"/>
+          <w:szCs w:val="22"/>
+        </w:rPr>
+        <w:t xml:space="preserve">Disposition</w:t>
+      </w:r>
+    </w:p>
+    <w:p>
+      <w:pPr>
+        <w:spacing w:after="120" w:line="276"/>
+      </w:pPr>
+      <w:r>
+        <w:rPr>
+          <w:rFonts w:ascii="Calibri" w:cs="Calibri" w:eastAsia="Calibri" w:hAnsi="Calibri"/>
+          <w:sz w:val="22"/>
+          <w:szCs w:val="22"/>
+        </w:rPr>
+        <w:t xml:space="preserve">DESIGNATE:  FCA ☐    PCA ☐    Both ☐    Delta audit of open scope ☐        DO NOT DESIGNATE ☐</w:t>
+      </w:r>
+    </w:p>
+    <w:p>
+      <w:pPr>
+        <w:spacing w:after="120" w:line="276"/>
+      </w:pPr>
+      <w:r>
+        <w:rPr>
+          <w:rFonts w:ascii="Calibri" w:cs="Calibri" w:eastAsia="Calibri" w:hAnsi="Calibri"/>
+          <w:sz w:val="22"/>
+          <w:szCs w:val="22"/>
+        </w:rPr>
+        <w:t xml:space="preserve">Audit type if internally initiated: internal co-chair/certification ☐ (substance per 5.2.1 — F42–F44 and F29–F31/F34 performed in full)</w:t>
+      </w:r>
+    </w:p>
+    <w:p>
+      <w:pPr>
+        <w:spacing w:after="120" w:line="276"/>
+      </w:pPr>
+      <w:r>
+        <w:rPr>
+          <w:rFonts w:ascii="Calibri" w:cs="Calibri" w:eastAsia="Calibri" w:hAnsi="Calibri"/>
+          <w:sz w:val="22"/>
+          <w:szCs w:val="22"/>
+        </w:rPr>
+        <w:t xml:space="preserve">Rationale: ________________________________________________________________________</w:t>
+      </w:r>
+    </w:p>
+    <w:p>
+      <w:pPr>
+        <w:spacing w:after="120" w:line="276"/>
+      </w:pPr>
+      <w:r>
+        <w:rPr>
+          <w:rFonts w:ascii="Calibri" w:cs="Calibri" w:eastAsia="Calibri" w:hAnsi="Calibri"/>
+          <w:sz w:val="22"/>
+          <w:szCs w:val="22"/>
+        </w:rPr>
+        <w:t xml:space="preserve">CM: ____________________   Systems Engineering: ____________________   System Safety (required if any Part B yes): ____________________</w:t>
+      </w:r>
+    </w:p>
     <w:sectPr>
       <w:footerReference w:type="default" r:id="rId7"/>
       <w:pgSz w:w="12240" w:h="15840" w:orient="portrait"/>

--- a/Configuration_Audit_Process_FCA_PCA.docx
+++ b/Configuration_Audit_Process_FCA_PCA.docx
@@ -2927,6 +2927,52 @@
     </w:p>
     <w:p>
       <w:pPr>
+        <w:spacing w:after="40" w:line="264"/>
+      </w:pPr>
+      <w:r>
+        <w:rPr>
+          <w:rFonts w:ascii="Calibri" w:cs="Calibri" w:eastAsia="Calibri" w:hAnsi="Calibri"/>
+          <w:b/>
+          <w:bCs/>
+          <w:sz w:val="22"/>
+          <w:szCs w:val="22"/>
+        </w:rPr>
+        <w:t xml:space="preserve">Inputs: </w:t>
+      </w:r>
+      <w:r>
+        <w:rPr>
+          <w:rFonts w:ascii="Calibri" w:cs="Calibri" w:eastAsia="Calibri" w:hAnsi="Calibri"/>
+          <w:sz w:val="22"/>
+          <w:szCs w:val="22"/>
+        </w:rPr>
+        <w:t xml:space="preserve">Designated CI list (5.2.1); IMS; contract and CDRL requirements; released engineering documentation and contract articles; current variance/change listings (RFVs, SCNs, NORs, ECPs).</w:t>
+      </w:r>
+    </w:p>
+    <w:p>
+      <w:pPr>
+        <w:spacing w:after="160" w:line="264"/>
+      </w:pPr>
+      <w:r>
+        <w:rPr>
+          <w:rFonts w:ascii="Calibri" w:cs="Calibri" w:eastAsia="Calibri" w:hAnsi="Calibri"/>
+          <w:b/>
+          <w:bCs/>
+          <w:sz w:val="22"/>
+          <w:szCs w:val="22"/>
+        </w:rPr>
+        <w:t xml:space="preserve">Outputs: </w:t>
+      </w:r>
+      <w:r>
+        <w:rPr>
+          <w:rFonts w:ascii="Calibri" w:cs="Calibri" w:eastAsia="Calibri" w:hAnsi="Calibri"/>
+          <w:sz w:val="22"/>
+          <w:szCs w:val="22"/>
+        </w:rPr>
+        <w:t xml:space="preserve">Acquirer-approved audit schedule; co-chair designation; official minutes with recorded discrepancies processed to closure or agreed residual tasks; change/variance implementation verifications.</w:t>
+      </w:r>
+    </w:p>
+    <w:p>
+      <w:pPr>
         <w:pStyle w:val="ListParagraph"/>
         <w:numPr>
           <w:ilvl w:val="0"/>
@@ -3101,6 +3147,52 @@
     </w:p>
     <w:p>
       <w:pPr>
+        <w:spacing w:after="40" w:line="264"/>
+      </w:pPr>
+      <w:r>
+        <w:rPr>
+          <w:rFonts w:ascii="Calibri" w:cs="Calibri" w:eastAsia="Calibri" w:hAnsi="Calibri"/>
+          <w:b/>
+          <w:bCs/>
+          <w:sz w:val="22"/>
+          <w:szCs w:val="22"/>
+        </w:rPr>
+        <w:t xml:space="preserve">Inputs: </w:t>
+      </w:r>
+      <w:r>
+        <w:rPr>
+          <w:rFonts w:ascii="Calibri" w:cs="Calibri" w:eastAsia="Calibri" w:hAnsi="Calibri"/>
+          <w:sz w:val="22"/>
+          <w:szCs w:val="22"/>
+        </w:rPr>
+        <w:t xml:space="preserve">Contract/SOW/CMP audit designations; Appendix C assessments with SMS hazard log, safety data history, and CSA reconciliation health indicators; IMS; prior audit minutes.</w:t>
+      </w:r>
+    </w:p>
+    <w:p>
+      <w:pPr>
+        <w:spacing w:after="160" w:line="264"/>
+      </w:pPr>
+      <w:r>
+        <w:rPr>
+          <w:rFonts w:ascii="Calibri" w:cs="Calibri" w:eastAsia="Calibri" w:hAnsi="Calibri"/>
+          <w:b/>
+          <w:bCs/>
+          <w:sz w:val="22"/>
+          <w:szCs w:val="22"/>
+        </w:rPr>
+        <w:t xml:space="preserve">Outputs: </w:t>
+      </w:r>
+      <w:r>
+        <w:rPr>
+          <w:rFonts w:ascii="Calibri" w:cs="Calibri" w:eastAsia="Calibri" w:hAnsi="Calibri"/>
+          <w:sz w:val="22"/>
+          <w:szCs w:val="22"/>
+        </w:rPr>
+        <w:t xml:space="preserve">Audit Designation Assessment Records (Appendix C); Acquirer-approved audit plan (DI-SESS-81646) and agenda (DI-ADMN-81249); assembled and tracked audit data package (Appendices A and B).</w:t>
+      </w:r>
+    </w:p>
+    <w:p>
+      <w:pPr>
         <w:pStyle w:val="Heading3"/>
         <w:spacing w:after="100" w:before="200"/>
       </w:pPr>
@@ -3359,6 +3451,52 @@
     </w:p>
     <w:p>
       <w:pPr>
+        <w:spacing w:after="40" w:line="264"/>
+      </w:pPr>
+      <w:r>
+        <w:rPr>
+          <w:rFonts w:ascii="Calibri" w:cs="Calibri" w:eastAsia="Calibri" w:hAnsi="Calibri"/>
+          <w:b/>
+          <w:bCs/>
+          <w:sz w:val="22"/>
+          <w:szCs w:val="22"/>
+        </w:rPr>
+        <w:t xml:space="preserve">Inputs: </w:t>
+      </w:r>
+      <w:r>
+        <w:rPr>
+          <w:rFonts w:ascii="Calibri" w:cs="Calibri" w:eastAsia="Calibri" w:hAnsi="Calibri"/>
+          <w:sz w:val="22"/>
+          <w:szCs w:val="22"/>
+        </w:rPr>
+        <w:t xml:space="preserve">Acquirer-approved FBL and ABL; final draft CI product specification; requirements traceability matrix with test cross-references; test plans, procedures, and reports; ECP/variance listings; PDR/CDR and lower-level audit minutes; Appendix A data package.</w:t>
+      </w:r>
+    </w:p>
+    <w:p>
+      <w:pPr>
+        <w:spacing w:after="160" w:line="264"/>
+      </w:pPr>
+      <w:r>
+        <w:rPr>
+          <w:rFonts w:ascii="Calibri" w:cs="Calibri" w:eastAsia="Calibri" w:hAnsi="Calibri"/>
+          <w:b/>
+          <w:bCs/>
+          <w:sz w:val="22"/>
+          <w:szCs w:val="22"/>
+        </w:rPr>
+        <w:t xml:space="preserve">Outputs: </w:t>
+      </w:r>
+      <w:r>
+        <w:rPr>
+          <w:rFonts w:ascii="Calibri" w:cs="Calibri" w:eastAsia="Calibri" w:hAnsi="Calibri"/>
+          <w:sz w:val="22"/>
+          <w:szCs w:val="22"/>
+        </w:rPr>
+        <w:t xml:space="preserve">FCA minutes including the traceability/test matrix; documented non-compliances provided to the Acquirer; action items with closure plans; delta-FCA plan for open verification; verified performance basis supporting product specification approval.</w:t>
+      </w:r>
+    </w:p>
+    <w:p>
+      <w:pPr>
         <w:pStyle w:val="Heading3"/>
         <w:spacing w:after="100" w:before="200"/>
       </w:pPr>
@@ -3700,6 +3838,52 @@
     </w:p>
     <w:p>
       <w:pPr>
+        <w:spacing w:after="40" w:line="264"/>
+      </w:pPr>
+      <w:r>
+        <w:rPr>
+          <w:rFonts w:ascii="Calibri" w:cs="Calibri" w:eastAsia="Calibri" w:hAnsi="Calibri"/>
+          <w:b/>
+          <w:bCs/>
+          <w:sz w:val="22"/>
+          <w:szCs w:val="22"/>
+        </w:rPr>
+        <w:t xml:space="preserve">Inputs: </w:t>
+      </w:r>
+      <w:r>
+        <w:rPr>
+          <w:rFonts w:ascii="Calibri" w:cs="Calibri" w:eastAsia="Calibri" w:hAnsi="Calibri"/>
+          <w:sz w:val="22"/>
+          <w:szCs w:val="22"/>
+        </w:rPr>
+        <w:t xml:space="preserve">Successful or concurrent FCA with minutes per CI; jointly selected production-representative unit; Appendix B data package including drawings/models, manufacturing instructions, ATPs and data, PPSL, VDD/SVD/IDD.</w:t>
+      </w:r>
+    </w:p>
+    <w:p>
+      <w:pPr>
+        <w:spacing w:after="160" w:line="264"/>
+      </w:pPr>
+      <w:r>
+        <w:rPr>
+          <w:rFonts w:ascii="Calibri" w:cs="Calibri" w:eastAsia="Calibri" w:hAnsi="Calibri"/>
+          <w:b/>
+          <w:bCs/>
+          <w:sz w:val="22"/>
+          <w:szCs w:val="22"/>
+        </w:rPr>
+        <w:t xml:space="preserve">Outputs: </w:t>
+      </w:r>
+      <w:r>
+        <w:rPr>
+          <w:rFonts w:ascii="Calibri" w:cs="Calibri" w:eastAsia="Calibri" w:hAnsi="Calibri"/>
+          <w:sz w:val="22"/>
+          <w:szCs w:val="22"/>
+        </w:rPr>
+        <w:t xml:space="preserve">PCA minutes; documented non-compliances provided to the Acquirer; certified FCA/PCA-unit difference determination; reconciled as-designed/as-built deltas; basis for Acquirer establishment of the PBL.</w:t>
+      </w:r>
+    </w:p>
+    <w:p>
+      <w:pPr>
         <w:pStyle w:val="Heading3"/>
         <w:spacing w:after="100" w:before="200"/>
       </w:pPr>
@@ -4009,6 +4193,52 @@
     </w:p>
     <w:p>
       <w:pPr>
+        <w:spacing w:after="40" w:line="264"/>
+      </w:pPr>
+      <w:r>
+        <w:rPr>
+          <w:rFonts w:ascii="Calibri" w:cs="Calibri" w:eastAsia="Calibri" w:hAnsi="Calibri"/>
+          <w:b/>
+          <w:bCs/>
+          <w:sz w:val="22"/>
+          <w:szCs w:val="22"/>
+        </w:rPr>
+        <w:t xml:space="preserve">Inputs: </w:t>
+      </w:r>
+      <w:r>
+        <w:rPr>
+          <w:rFonts w:ascii="Calibri" w:cs="Calibri" w:eastAsia="Calibri" w:hAnsi="Calibri"/>
+          <w:sz w:val="22"/>
+          <w:szCs w:val="22"/>
+        </w:rPr>
+        <w:t xml:space="preserve">Discrepancies recorded during audit proceedings (5.3, 5.4); side-meeting conclusions.</w:t>
+      </w:r>
+    </w:p>
+    <w:p>
+      <w:pPr>
+        <w:spacing w:after="160" w:line="264"/>
+      </w:pPr>
+      <w:r>
+        <w:rPr>
+          <w:rFonts w:ascii="Calibri" w:cs="Calibri" w:eastAsia="Calibri" w:hAnsi="Calibri"/>
+          <w:b/>
+          <w:bCs/>
+          <w:sz w:val="22"/>
+          <w:szCs w:val="22"/>
+        </w:rPr>
+        <w:t xml:space="preserve">Outputs: </w:t>
+      </w:r>
+      <w:r>
+        <w:rPr>
+          <w:rFonts w:ascii="Calibri" w:cs="Calibri" w:eastAsia="Calibri" w:hAnsi="Calibri"/>
+          <w:sz w:val="22"/>
+          <w:szCs w:val="22"/>
+        </w:rPr>
+        <w:t xml:space="preserve">Classified action items/RFAs with issue, closure plan, owner, and suspense; complete minutes content per this section.</w:t>
+      </w:r>
+    </w:p>
+    <w:p>
+      <w:pPr>
         <w:spacing w:after="120" w:line="276"/>
       </w:pPr>
       <w:r>
@@ -4079,6 +4309,52 @@
           <w:rFonts w:ascii="Calibri" w:cs="Calibri" w:eastAsia="Calibri" w:hAnsi="Calibri"/>
         </w:rPr>
         <w:t xml:space="preserve">5.6 Post-Audit Actions and Certification</w:t>
+      </w:r>
+    </w:p>
+    <w:p>
+      <w:pPr>
+        <w:spacing w:after="40" w:line="264"/>
+      </w:pPr>
+      <w:r>
+        <w:rPr>
+          <w:rFonts w:ascii="Calibri" w:cs="Calibri" w:eastAsia="Calibri" w:hAnsi="Calibri"/>
+          <w:b/>
+          <w:bCs/>
+          <w:sz w:val="22"/>
+          <w:szCs w:val="22"/>
+        </w:rPr>
+        <w:t xml:space="preserve">Inputs: </w:t>
+      </w:r>
+      <w:r>
+        <w:rPr>
+          <w:rFonts w:ascii="Calibri" w:cs="Calibri" w:eastAsia="Calibri" w:hAnsi="Calibri"/>
+          <w:sz w:val="22"/>
+          <w:szCs w:val="22"/>
+        </w:rPr>
+        <w:t xml:space="preserve">Audit minutes and open RFAs (5.5); audit checklist package; corrective action evidence.</w:t>
+      </w:r>
+    </w:p>
+    <w:p>
+      <w:pPr>
+        <w:spacing w:after="160" w:line="264"/>
+      </w:pPr>
+      <w:r>
+        <w:rPr>
+          <w:rFonts w:ascii="Calibri" w:cs="Calibri" w:eastAsia="Calibri" w:hAnsi="Calibri"/>
+          <w:b/>
+          <w:bCs/>
+          <w:sz w:val="22"/>
+          <w:szCs w:val="22"/>
+        </w:rPr>
+        <w:t xml:space="preserve">Outputs: </w:t>
+      </w:r>
+      <w:r>
+        <w:rPr>
+          <w:rFonts w:ascii="Calibri" w:cs="Calibri" w:eastAsia="Calibri" w:hAnsi="Calibri"/>
+          <w:sz w:val="22"/>
+          <w:szCs w:val="22"/>
+        </w:rPr>
+        <w:t xml:space="preserve">Delivered minutes (within 60 days; DI-ADMN-81250); RFA closure records; Configuration Audit Summary Report (DI-SESS-81022); joint certifications; Acquirer disposition; CSA entries of audit dates and results.</w:t>
       </w:r>
     </w:p>
     <w:p>
